--- a/practice/data/theory/jungol/03_고등/5주차/2026년_5차_고등_수업_학생용_2019-2025.docx
+++ b/practice/data/theory/jungol/03_고등/5주차/2026년_5차_고등_수업_학생용_2019-2025.docx
@@ -1,6 +1,6 @@
 
 <file path=word/document.xml><?xml version="1.0" encoding="utf-8"?>
-<w:document xmlns:wpc="http://schemas.microsoft.com/office/word/2010/wordprocessingCanvas" xmlns:cx="http://schemas.microsoft.com/office/drawing/2014/chartex" xmlns:cx1="http://schemas.microsoft.com/office/drawing/2015/9/8/chartex" xmlns:mc="http://schemas.openxmlformats.org/markup-compatibility/2006" xmlns:o="urn:schemas-microsoft-com:office:office" xmlns:r="http://schemas.openxmlformats.org/officeDocument/2006/relationships" xmlns:m="http://schemas.openxmlformats.org/officeDocument/2006/math" xmlns:v="urn:schemas-microsoft-com:vml" xmlns:wp14="http://schemas.microsoft.com/office/word/2010/wordprocessingDrawing" xmlns:wp="http://schemas.openxmlformats.org/drawingml/2006/wordprocessingDrawing" xmlns:w10="urn:schemas-microsoft-com:office:word" xmlns:w="http://schemas.openxmlformats.org/wordprocessingml/2006/main" xmlns:w14="http://schemas.microsoft.com/office/word/2010/wordml" xmlns:w15="http://schemas.microsoft.com/office/word/2012/wordml" xmlns:w16se="http://schemas.microsoft.com/office/word/2015/wordml/symex" xmlns:wpg="http://schemas.microsoft.com/office/word/2010/wordprocessingGroup" xmlns:wpi="http://schemas.microsoft.com/office/word/2010/wordprocessingInk" xmlns:wne="http://schemas.microsoft.com/office/word/2006/wordml" xmlns:wps="http://schemas.microsoft.com/office/word/2010/wordprocessingShape" mc:Ignorable="w14 w15 w16se wp14">
+<w:document xmlns:wpc="http://schemas.microsoft.com/office/word/2010/wordprocessingCanvas" xmlns:cx="http://schemas.microsoft.com/office/drawing/2014/chartex" xmlns:cx1="http://schemas.microsoft.com/office/drawing/2015/9/8/chartex" xmlns:cx2="http://schemas.microsoft.com/office/drawing/2015/10/21/chartex" xmlns:cx3="http://schemas.microsoft.com/office/drawing/2016/5/9/chartex" xmlns:cx4="http://schemas.microsoft.com/office/drawing/2016/5/10/chartex" xmlns:cx5="http://schemas.microsoft.com/office/drawing/2016/5/11/chartex" xmlns:cx6="http://schemas.microsoft.com/office/drawing/2016/5/12/chartex" xmlns:cx7="http://schemas.microsoft.com/office/drawing/2016/5/13/chartex" xmlns:cx8="http://schemas.microsoft.com/office/drawing/2016/5/14/chartex" xmlns:mc="http://schemas.openxmlformats.org/markup-compatibility/2006" xmlns:aink="http://schemas.microsoft.com/office/drawing/2016/ink" xmlns:am3d="http://schemas.microsoft.com/office/drawing/2017/model3d" xmlns:o="urn:schemas-microsoft-com:office:office" xmlns:oel="http://schemas.microsoft.com/office/2019/extlst" xmlns:r="http://schemas.openxmlformats.org/officeDocument/2006/relationships" xmlns:m="http://schemas.openxmlformats.org/officeDocument/2006/math" xmlns:v="urn:schemas-microsoft-com:vml" xmlns:wp14="http://schemas.microsoft.com/office/word/2010/wordprocessingDrawing" xmlns:wp="http://schemas.openxmlformats.org/drawingml/2006/wordprocessingDrawing" xmlns:w10="urn:schemas-microsoft-com:office:word" xmlns:w="http://schemas.openxmlformats.org/wordprocessingml/2006/main" xmlns:w14="http://schemas.microsoft.com/office/word/2010/wordml" xmlns:w15="http://schemas.microsoft.com/office/word/2012/wordml" xmlns:w16cex="http://schemas.microsoft.com/office/word/2018/wordml/cex" xmlns:w16cid="http://schemas.microsoft.com/office/word/2016/wordml/cid" xmlns:w16="http://schemas.microsoft.com/office/word/2018/wordml" xmlns:w16du="http://schemas.microsoft.com/office/word/2023/wordml/word16du" xmlns:w16sdtdh="http://schemas.microsoft.com/office/word/2020/wordml/sdtdatahash" xmlns:w16sdtfl="http://schemas.microsoft.com/office/word/2024/wordml/sdtformatlock" xmlns:w16se="http://schemas.microsoft.com/office/word/2015/wordml/symex" xmlns:wpg="http://schemas.microsoft.com/office/word/2010/wordprocessingGroup" xmlns:wpi="http://schemas.microsoft.com/office/word/2010/wordprocessingInk" xmlns:wne="http://schemas.microsoft.com/office/word/2006/wordml" xmlns:wps="http://schemas.microsoft.com/office/word/2010/wordprocessingShape" mc:Ignorable="w14 w15 w16se w16cid w16 w16cex w16sdtdh w16sdtfl w16du wp14">
   <w:body>
     <w:tbl>
       <w:tblPr>
@@ -162,23 +162,13 @@
                 <w:szCs w:val="28"/>
               </w:rPr>
             </w:pPr>
-            <w:proofErr w:type="gramStart"/>
             <w:r>
               <w:rPr>
                 <w:rFonts w:ascii="나눔고딕OTF" w:eastAsia="나눔고딕OTF" w:hAnsi="나눔고딕OTF" w:cs="Consolas" w:hint="eastAsia"/>
                 <w:sz w:val="28"/>
                 <w:szCs w:val="28"/>
               </w:rPr>
-              <w:t>2026 .</w:t>
-            </w:r>
-            <w:proofErr w:type="gramEnd"/>
-            <w:r>
-              <w:rPr>
-                <w:rFonts w:ascii="나눔고딕OTF" w:eastAsia="나눔고딕OTF" w:hAnsi="나눔고딕OTF" w:cs="Consolas" w:hint="eastAsia"/>
-                <w:sz w:val="28"/>
-                <w:szCs w:val="28"/>
-              </w:rPr>
-              <w:t xml:space="preserve"> ___ . ___</w:t>
+              <w:t>2026 . ___ . ___</w:t>
             </w:r>
           </w:p>
         </w:tc>
@@ -1641,7 +1631,6 @@
               <w:bottom w:val="single" w:sz="4" w:space="0" w:color="auto"/>
               <w:right w:val="single" w:sz="8" w:space="0" w:color="FFFFFF"/>
             </w:tcBorders>
-            <w:shd w:val="clear" w:color="auto" w:fill="auto"/>
             <w:tcMar>
               <w:top w:w="100" w:type="dxa"/>
               <w:left w:w="100" w:type="dxa"/>
@@ -1694,7 +1683,6 @@
               <w:bottom w:val="single" w:sz="4" w:space="0" w:color="auto"/>
               <w:right w:val="single" w:sz="8" w:space="0" w:color="FFFFFF"/>
             </w:tcBorders>
-            <w:shd w:val="clear" w:color="auto" w:fill="auto"/>
             <w:tcMar>
               <w:top w:w="100" w:type="dxa"/>
               <w:left w:w="100" w:type="dxa"/>
@@ -1723,7 +1711,6 @@
               <w:bottom w:val="single" w:sz="4" w:space="0" w:color="auto"/>
               <w:right w:val="single" w:sz="8" w:space="0" w:color="FFFFFF"/>
             </w:tcBorders>
-            <w:shd w:val="clear" w:color="auto" w:fill="auto"/>
             <w:tcMar>
               <w:top w:w="100" w:type="dxa"/>
               <w:left w:w="100" w:type="dxa"/>
@@ -1752,7 +1739,6 @@
               <w:bottom w:val="single" w:sz="4" w:space="0" w:color="auto"/>
               <w:right w:val="single" w:sz="8" w:space="0" w:color="FFFFFF"/>
             </w:tcBorders>
-            <w:shd w:val="clear" w:color="auto" w:fill="auto"/>
             <w:tcMar>
               <w:top w:w="100" w:type="dxa"/>
               <w:left w:w="100" w:type="dxa"/>
@@ -1781,7 +1767,6 @@
               <w:bottom w:val="single" w:sz="4" w:space="0" w:color="auto"/>
               <w:right w:val="single" w:sz="8" w:space="0" w:color="FFFFFF"/>
             </w:tcBorders>
-            <w:shd w:val="clear" w:color="auto" w:fill="auto"/>
             <w:tcMar>
               <w:top w:w="100" w:type="dxa"/>
               <w:left w:w="100" w:type="dxa"/>
@@ -1890,6 +1875,7 @@
         </w:rPr>
         <w:t xml:space="preserve"> </w:t>
       </w:r>
+      <w:proofErr w:type="spellStart"/>
       <w:r>
         <w:rPr>
           <w:rFonts w:ascii="Consolas" w:eastAsiaTheme="minorHAnsi" w:hAnsi="Consolas" w:cs="맑은 고딕"/>
@@ -1898,6 +1884,7 @@
         </w:rPr>
         <w:t>칸없이</w:t>
       </w:r>
+      <w:proofErr w:type="spellEnd"/>
       <w:r>
         <w:rPr>
           <w:rFonts w:ascii="Consolas" w:eastAsiaTheme="minorHAnsi" w:hAnsi="Consolas" w:cs="맑은 고딕"/>
@@ -2297,7 +2284,6 @@
           <w:szCs w:val="24"/>
         </w:rPr>
       </w:pPr>
-      <w:proofErr w:type="gramStart"/>
       <w:r>
         <w:rPr>
           <w:rFonts w:ascii="Consolas" w:eastAsiaTheme="minorHAnsi" w:hAnsi="Consolas" w:cs="맑은 고딕"/>
@@ -2306,7 +2292,6 @@
         </w:rPr>
         <w:t>1234567891011121314151617181920212223242526 ...</w:t>
       </w:r>
-      <w:proofErr w:type="gramEnd"/>
     </w:p>
     <w:p>
       <w:pPr>
@@ -2349,7 +2334,6 @@
               <w:bottom w:val="single" w:sz="4" w:space="0" w:color="auto"/>
               <w:right w:val="single" w:sz="8" w:space="0" w:color="FFFFFF"/>
             </w:tcBorders>
-            <w:shd w:val="clear" w:color="auto" w:fill="auto"/>
             <w:tcMar>
               <w:top w:w="100" w:type="dxa"/>
               <w:left w:w="100" w:type="dxa"/>
@@ -2402,7 +2386,6 @@
               <w:bottom w:val="single" w:sz="4" w:space="0" w:color="auto"/>
               <w:right w:val="single" w:sz="8" w:space="0" w:color="FFFFFF"/>
             </w:tcBorders>
-            <w:shd w:val="clear" w:color="auto" w:fill="auto"/>
             <w:tcMar>
               <w:top w:w="100" w:type="dxa"/>
               <w:left w:w="100" w:type="dxa"/>
@@ -2431,7 +2414,6 @@
               <w:bottom w:val="single" w:sz="4" w:space="0" w:color="auto"/>
               <w:right w:val="single" w:sz="8" w:space="0" w:color="FFFFFF"/>
             </w:tcBorders>
-            <w:shd w:val="clear" w:color="auto" w:fill="auto"/>
             <w:tcMar>
               <w:top w:w="100" w:type="dxa"/>
               <w:left w:w="100" w:type="dxa"/>
@@ -2460,7 +2442,6 @@
               <w:bottom w:val="single" w:sz="4" w:space="0" w:color="auto"/>
               <w:right w:val="single" w:sz="8" w:space="0" w:color="FFFFFF"/>
             </w:tcBorders>
-            <w:shd w:val="clear" w:color="auto" w:fill="auto"/>
             <w:tcMar>
               <w:top w:w="100" w:type="dxa"/>
               <w:left w:w="100" w:type="dxa"/>
@@ -2489,7 +2470,6 @@
               <w:bottom w:val="single" w:sz="4" w:space="0" w:color="auto"/>
               <w:right w:val="single" w:sz="8" w:space="0" w:color="FFFFFF"/>
             </w:tcBorders>
-            <w:shd w:val="clear" w:color="auto" w:fill="auto"/>
             <w:tcMar>
               <w:top w:w="100" w:type="dxa"/>
               <w:left w:w="100" w:type="dxa"/>
@@ -3413,7 +3393,6 @@
               <w:bottom w:val="single" w:sz="8" w:space="0" w:color="FFFFFF"/>
               <w:right w:val="single" w:sz="8" w:space="0" w:color="FFFFFF"/>
             </w:tcBorders>
-            <w:shd w:val="clear" w:color="auto" w:fill="auto"/>
             <w:tcMar>
               <w:top w:w="100" w:type="dxa"/>
               <w:left w:w="100" w:type="dxa"/>
@@ -3450,7 +3429,6 @@
               <w:bottom w:val="single" w:sz="8" w:space="0" w:color="FFFFFF"/>
               <w:right w:val="single" w:sz="8" w:space="0" w:color="FFFFFF"/>
             </w:tcBorders>
-            <w:shd w:val="clear" w:color="auto" w:fill="auto"/>
             <w:tcMar>
               <w:top w:w="100" w:type="dxa"/>
               <w:left w:w="100" w:type="dxa"/>
@@ -3487,7 +3465,6 @@
               <w:bottom w:val="single" w:sz="8" w:space="0" w:color="FFFFFF"/>
               <w:right w:val="single" w:sz="8" w:space="0" w:color="FFFFFF"/>
             </w:tcBorders>
-            <w:shd w:val="clear" w:color="auto" w:fill="auto"/>
             <w:tcMar>
               <w:top w:w="100" w:type="dxa"/>
               <w:left w:w="100" w:type="dxa"/>
@@ -3524,7 +3501,6 @@
               <w:bottom w:val="single" w:sz="8" w:space="0" w:color="FFFFFF"/>
               <w:right w:val="single" w:sz="8" w:space="0" w:color="FFFFFF"/>
             </w:tcBorders>
-            <w:shd w:val="clear" w:color="auto" w:fill="auto"/>
             <w:tcMar>
               <w:top w:w="100" w:type="dxa"/>
               <w:left w:w="100" w:type="dxa"/>
@@ -3563,7 +3539,6 @@
               <w:bottom w:val="single" w:sz="8" w:space="0" w:color="FFFFFF"/>
               <w:right w:val="single" w:sz="8" w:space="0" w:color="FFFFFF"/>
             </w:tcBorders>
-            <w:shd w:val="clear" w:color="auto" w:fill="auto"/>
             <w:tcMar>
               <w:top w:w="100" w:type="dxa"/>
               <w:left w:w="100" w:type="dxa"/>
@@ -4548,7 +4523,6 @@
               <w:bottom w:val="single" w:sz="8" w:space="0" w:color="FFFFFF"/>
               <w:right w:val="single" w:sz="8" w:space="0" w:color="FFFFFF"/>
             </w:tcBorders>
-            <w:shd w:val="clear" w:color="auto" w:fill="auto"/>
             <w:tcMar>
               <w:top w:w="100" w:type="dxa"/>
               <w:left w:w="100" w:type="dxa"/>
@@ -4585,7 +4559,6 @@
               <w:bottom w:val="single" w:sz="8" w:space="0" w:color="FFFFFF"/>
               <w:right w:val="single" w:sz="8" w:space="0" w:color="FFFFFF"/>
             </w:tcBorders>
-            <w:shd w:val="clear" w:color="auto" w:fill="auto"/>
             <w:tcMar>
               <w:top w:w="100" w:type="dxa"/>
               <w:left w:w="100" w:type="dxa"/>
@@ -4622,7 +4595,6 @@
               <w:bottom w:val="single" w:sz="8" w:space="0" w:color="FFFFFF"/>
               <w:right w:val="single" w:sz="8" w:space="0" w:color="FFFFFF"/>
             </w:tcBorders>
-            <w:shd w:val="clear" w:color="auto" w:fill="auto"/>
             <w:tcMar>
               <w:top w:w="100" w:type="dxa"/>
               <w:left w:w="100" w:type="dxa"/>
@@ -4659,7 +4631,6 @@
               <w:bottom w:val="single" w:sz="8" w:space="0" w:color="FFFFFF"/>
               <w:right w:val="single" w:sz="8" w:space="0" w:color="FFFFFF"/>
             </w:tcBorders>
-            <w:shd w:val="clear" w:color="auto" w:fill="auto"/>
             <w:tcMar>
               <w:top w:w="100" w:type="dxa"/>
               <w:left w:w="100" w:type="dxa"/>
@@ -4698,7 +4669,6 @@
               <w:bottom w:val="single" w:sz="8" w:space="0" w:color="FFFFFF"/>
               <w:right w:val="single" w:sz="8" w:space="0" w:color="FFFFFF"/>
             </w:tcBorders>
-            <w:shd w:val="clear" w:color="auto" w:fill="auto"/>
             <w:tcMar>
               <w:top w:w="100" w:type="dxa"/>
               <w:left w:w="100" w:type="dxa"/>
@@ -5259,7 +5229,6 @@
         </w:rPr>
         <w:t xml:space="preserve"> </w:t>
       </w:r>
-      <w:proofErr w:type="spellStart"/>
       <w:r>
         <w:rPr>
           <w:rFonts w:ascii="Consolas" w:eastAsiaTheme="minorHAnsi" w:hAnsi="Consolas" w:cs="굴림"/>
@@ -5268,7 +5237,6 @@
         </w:rPr>
         <w:t>가지수는</w:t>
       </w:r>
-      <w:proofErr w:type="spellEnd"/>
       <w:r>
         <w:rPr>
           <w:rFonts w:ascii="Consolas" w:eastAsiaTheme="minorHAnsi" w:hAnsi="Consolas" w:cs="굴림"/>
@@ -5446,7 +5414,7 @@
           <w:noProof/>
         </w:rPr>
         <w:drawing>
-          <wp:inline distT="0" distB="0" distL="0" distR="0" wp14:anchorId="5AAF29D5" wp14:editId="3C518D48">
+          <wp:inline distT="0" distB="0" distL="0" distR="0" wp14:anchorId="25BDE47E" wp14:editId="00F37A43">
             <wp:extent cx="3260090" cy="1423035"/>
             <wp:effectExtent l="0" t="0" r="0" b="5715"/>
             <wp:docPr id="4" name="그림 4" descr="20250221143835"/>
@@ -5522,7 +5490,6 @@
               <w:bottom w:val="single" w:sz="8" w:space="0" w:color="FFFFFF"/>
               <w:right w:val="single" w:sz="8" w:space="0" w:color="FFFFFF"/>
             </w:tcBorders>
-            <w:shd w:val="clear" w:color="auto" w:fill="auto"/>
             <w:tcMar>
               <w:top w:w="100" w:type="dxa"/>
               <w:left w:w="100" w:type="dxa"/>
@@ -5559,7 +5526,6 @@
               <w:bottom w:val="single" w:sz="8" w:space="0" w:color="FFFFFF"/>
               <w:right w:val="single" w:sz="8" w:space="0" w:color="FFFFFF"/>
             </w:tcBorders>
-            <w:shd w:val="clear" w:color="auto" w:fill="auto"/>
             <w:tcMar>
               <w:top w:w="100" w:type="dxa"/>
               <w:left w:w="100" w:type="dxa"/>
@@ -5596,7 +5562,6 @@
               <w:bottom w:val="single" w:sz="8" w:space="0" w:color="FFFFFF"/>
               <w:right w:val="single" w:sz="8" w:space="0" w:color="FFFFFF"/>
             </w:tcBorders>
-            <w:shd w:val="clear" w:color="auto" w:fill="auto"/>
             <w:tcMar>
               <w:top w:w="100" w:type="dxa"/>
               <w:left w:w="100" w:type="dxa"/>
@@ -5633,7 +5598,6 @@
               <w:bottom w:val="single" w:sz="8" w:space="0" w:color="FFFFFF"/>
               <w:right w:val="single" w:sz="8" w:space="0" w:color="FFFFFF"/>
             </w:tcBorders>
-            <w:shd w:val="clear" w:color="auto" w:fill="auto"/>
             <w:tcMar>
               <w:top w:w="100" w:type="dxa"/>
               <w:left w:w="100" w:type="dxa"/>
@@ -5670,7 +5634,6 @@
               <w:bottom w:val="single" w:sz="8" w:space="0" w:color="FFFFFF"/>
               <w:right w:val="single" w:sz="8" w:space="0" w:color="FFFFFF"/>
             </w:tcBorders>
-            <w:shd w:val="clear" w:color="auto" w:fill="auto"/>
             <w:tcMar>
               <w:top w:w="100" w:type="dxa"/>
               <w:left w:w="100" w:type="dxa"/>
@@ -6296,7 +6259,6 @@
         </w:rPr>
         <w:t xml:space="preserve">, </w:t>
       </w:r>
-      <w:proofErr w:type="spellStart"/>
       <w:r>
         <w:rPr>
           <w:rFonts w:ascii="Consolas" w:eastAsiaTheme="minorHAnsi" w:hAnsi="Consolas" w:cs="맑은 고딕"/>
@@ -6305,7 +6267,6 @@
         </w:rPr>
         <w:t>다래에게는</w:t>
       </w:r>
-      <w:proofErr w:type="spellEnd"/>
       <w:r>
         <w:rPr>
           <w:rFonts w:ascii="Consolas" w:eastAsiaTheme="minorHAnsi" w:hAnsi="Consolas" w:cs="맑은 고딕"/>
@@ -6442,7 +6403,6 @@
         </w:rPr>
         <w:t xml:space="preserve"> </w:t>
       </w:r>
-      <w:proofErr w:type="spellStart"/>
       <w:r>
         <w:rPr>
           <w:rFonts w:ascii="Consolas" w:eastAsiaTheme="minorHAnsi" w:hAnsi="Consolas" w:cs="맑은 고딕"/>
@@ -6451,7 +6411,6 @@
         </w:rPr>
         <w:t>가운이가</w:t>
       </w:r>
-      <w:proofErr w:type="spellEnd"/>
       <w:r>
         <w:rPr>
           <w:rFonts w:ascii="Consolas" w:eastAsiaTheme="minorHAnsi" w:hAnsi="Consolas" w:cs="맑은 고딕"/>
@@ -6540,7 +6499,6 @@
         </w:rPr>
         <w:t xml:space="preserve"> </w:t>
       </w:r>
-      <w:proofErr w:type="spellStart"/>
       <w:r>
         <w:rPr>
           <w:rFonts w:ascii="Consolas" w:eastAsiaTheme="minorHAnsi" w:hAnsi="Consolas" w:cs="맑은 고딕"/>
@@ -6549,7 +6507,6 @@
         </w:rPr>
         <w:t>나은이와</w:t>
       </w:r>
-      <w:proofErr w:type="spellEnd"/>
       <w:r>
         <w:rPr>
           <w:rFonts w:ascii="Consolas" w:eastAsiaTheme="minorHAnsi" w:hAnsi="Consolas" w:cs="맑은 고딕"/>
@@ -6861,6 +6818,7 @@
         </w:rPr>
         <w:t xml:space="preserve"> </w:t>
       </w:r>
+      <w:proofErr w:type="spellStart"/>
       <w:r>
         <w:rPr>
           <w:rFonts w:ascii="Consolas" w:eastAsiaTheme="minorHAnsi" w:hAnsi="Consolas" w:cs="맑은 고딕"/>
@@ -6870,6 +6828,7 @@
         </w:rPr>
         <w:t>뭔지</w:t>
       </w:r>
+      <w:proofErr w:type="spellEnd"/>
       <w:r>
         <w:rPr>
           <w:rFonts w:ascii="Consolas" w:eastAsiaTheme="minorHAnsi" w:hAnsi="Consolas" w:cs="맑은 고딕"/>
@@ -6879,6 +6838,7 @@
         </w:rPr>
         <w:t xml:space="preserve"> </w:t>
       </w:r>
+      <w:proofErr w:type="spellStart"/>
       <w:r>
         <w:rPr>
           <w:rFonts w:ascii="Consolas" w:eastAsiaTheme="minorHAnsi" w:hAnsi="Consolas" w:cs="맑은 고딕"/>
@@ -6888,6 +6848,7 @@
         </w:rPr>
         <w:t>알겠니</w:t>
       </w:r>
+      <w:proofErr w:type="spellEnd"/>
       <w:r>
         <w:rPr>
           <w:rFonts w:ascii="Consolas" w:eastAsiaTheme="minorHAnsi" w:hAnsi="Consolas" w:cs="맑은 고딕"/>
@@ -6999,6 +6960,7 @@
         </w:rPr>
         <w:t xml:space="preserve"> </w:t>
       </w:r>
+      <w:proofErr w:type="spellStart"/>
       <w:r>
         <w:rPr>
           <w:rFonts w:ascii="Consolas" w:eastAsiaTheme="minorHAnsi" w:hAnsi="Consolas" w:cs="맑은 고딕"/>
@@ -7008,6 +6970,7 @@
         </w:rPr>
         <w:t>뭔지</w:t>
       </w:r>
+      <w:proofErr w:type="spellEnd"/>
       <w:r>
         <w:rPr>
           <w:rFonts w:ascii="Consolas" w:eastAsiaTheme="minorHAnsi" w:hAnsi="Consolas" w:cs="맑은 고딕"/>
@@ -7017,6 +6980,7 @@
         </w:rPr>
         <w:t xml:space="preserve"> </w:t>
       </w:r>
+      <w:proofErr w:type="spellStart"/>
       <w:r>
         <w:rPr>
           <w:rFonts w:ascii="Consolas" w:eastAsiaTheme="minorHAnsi" w:hAnsi="Consolas" w:cs="맑은 고딕"/>
@@ -7026,6 +6990,7 @@
         </w:rPr>
         <w:t>알겠니</w:t>
       </w:r>
+      <w:proofErr w:type="spellEnd"/>
       <w:r>
         <w:rPr>
           <w:rFonts w:ascii="Consolas" w:eastAsiaTheme="minorHAnsi" w:hAnsi="Consolas" w:cs="맑은 고딕"/>
@@ -7203,6 +7168,7 @@
         </w:rPr>
         <w:t xml:space="preserve"> </w:t>
       </w:r>
+      <w:proofErr w:type="spellStart"/>
       <w:r>
         <w:rPr>
           <w:rFonts w:ascii="Consolas" w:eastAsiaTheme="minorHAnsi" w:hAnsi="Consolas" w:cs="맑은 고딕"/>
@@ -7212,6 +7178,7 @@
         </w:rPr>
         <w:t>모르겠는걸</w:t>
       </w:r>
+      <w:proofErr w:type="spellEnd"/>
       <w:r>
         <w:rPr>
           <w:rFonts w:ascii="Consolas" w:eastAsiaTheme="minorHAnsi" w:hAnsi="Consolas" w:cs="맑은 고딕"/>
@@ -7251,7 +7218,6 @@
         </w:rPr>
         <w:t xml:space="preserve">: </w:t>
       </w:r>
-      <w:proofErr w:type="spellStart"/>
       <w:r>
         <w:rPr>
           <w:rFonts w:ascii="Consolas" w:eastAsiaTheme="minorHAnsi" w:hAnsi="Consolas" w:cs="맑은 고딕"/>
@@ -7261,7 +7227,6 @@
         </w:rPr>
         <w:t>가운이가</w:t>
       </w:r>
-      <w:proofErr w:type="spellEnd"/>
       <w:r>
         <w:rPr>
           <w:rFonts w:ascii="Consolas" w:eastAsiaTheme="minorHAnsi" w:hAnsi="Consolas" w:cs="맑은 고딕"/>
@@ -7684,7 +7649,6 @@
         <w:tc>
           <w:tcPr>
             <w:tcW w:w="1872" w:type="dxa"/>
-            <w:shd w:val="clear" w:color="auto" w:fill="auto"/>
             <w:tcMar>
               <w:top w:w="100" w:type="dxa"/>
               <w:left w:w="100" w:type="dxa"/>
@@ -7715,7 +7679,6 @@
         <w:tc>
           <w:tcPr>
             <w:tcW w:w="1872" w:type="dxa"/>
-            <w:shd w:val="clear" w:color="auto" w:fill="auto"/>
             <w:tcMar>
               <w:top w:w="100" w:type="dxa"/>
               <w:left w:w="100" w:type="dxa"/>
@@ -7746,7 +7709,6 @@
         <w:tc>
           <w:tcPr>
             <w:tcW w:w="1872" w:type="dxa"/>
-            <w:shd w:val="clear" w:color="auto" w:fill="auto"/>
             <w:tcMar>
               <w:top w:w="100" w:type="dxa"/>
               <w:left w:w="100" w:type="dxa"/>
@@ -7777,7 +7739,6 @@
         <w:tc>
           <w:tcPr>
             <w:tcW w:w="1872" w:type="dxa"/>
-            <w:shd w:val="clear" w:color="auto" w:fill="auto"/>
             <w:tcMar>
               <w:top w:w="100" w:type="dxa"/>
               <w:left w:w="100" w:type="dxa"/>
@@ -7808,7 +7769,6 @@
         <w:tc>
           <w:tcPr>
             <w:tcW w:w="1872" w:type="dxa"/>
-            <w:shd w:val="clear" w:color="auto" w:fill="auto"/>
             <w:tcMar>
               <w:top w:w="100" w:type="dxa"/>
               <w:left w:w="100" w:type="dxa"/>
@@ -8451,7 +8411,7 @@
           <w:szCs w:val="24"/>
         </w:rPr>
         <w:drawing>
-          <wp:inline distT="0" distB="0" distL="0" distR="0" wp14:anchorId="6C8950A7" wp14:editId="6AE80DA7">
+          <wp:inline distT="0" distB="0" distL="0" distR="0" wp14:anchorId="17A61091" wp14:editId="58D6554E">
             <wp:extent cx="1668838" cy="1441727"/>
             <wp:effectExtent l="0" t="0" r="7620" b="6350"/>
             <wp:docPr id="3" name="그림 3"/>
@@ -8524,7 +8484,6 @@
         <w:tc>
           <w:tcPr>
             <w:tcW w:w="1872" w:type="dxa"/>
-            <w:shd w:val="clear" w:color="auto" w:fill="auto"/>
             <w:tcMar>
               <w:top w:w="100" w:type="dxa"/>
               <w:left w:w="100" w:type="dxa"/>
@@ -8555,7 +8514,6 @@
         <w:tc>
           <w:tcPr>
             <w:tcW w:w="1872" w:type="dxa"/>
-            <w:shd w:val="clear" w:color="auto" w:fill="auto"/>
             <w:tcMar>
               <w:top w:w="100" w:type="dxa"/>
               <w:left w:w="100" w:type="dxa"/>
@@ -8586,7 +8544,6 @@
         <w:tc>
           <w:tcPr>
             <w:tcW w:w="1872" w:type="dxa"/>
-            <w:shd w:val="clear" w:color="auto" w:fill="auto"/>
             <w:tcMar>
               <w:top w:w="100" w:type="dxa"/>
               <w:left w:w="100" w:type="dxa"/>
@@ -8617,7 +8574,6 @@
         <w:tc>
           <w:tcPr>
             <w:tcW w:w="1872" w:type="dxa"/>
-            <w:shd w:val="clear" w:color="auto" w:fill="auto"/>
             <w:tcMar>
               <w:top w:w="100" w:type="dxa"/>
               <w:left w:w="100" w:type="dxa"/>
@@ -8648,7 +8604,6 @@
         <w:tc>
           <w:tcPr>
             <w:tcW w:w="1872" w:type="dxa"/>
-            <w:shd w:val="clear" w:color="auto" w:fill="auto"/>
             <w:tcMar>
               <w:top w:w="100" w:type="dxa"/>
               <w:left w:w="100" w:type="dxa"/>
@@ -8760,14 +8715,7 @@
         <w:rPr>
           <w:rFonts w:ascii="Consolas" w:eastAsiaTheme="minorHAnsi" w:hAnsi="Consolas"/>
         </w:rPr>
-        <w:t xml:space="preserve"> A = [3, 2, 4</w:t>
-      </w:r>
-      <w:proofErr w:type="gramStart"/>
-      <w:r>
-        <w:rPr>
-          <w:rFonts w:ascii="Consolas" w:eastAsiaTheme="minorHAnsi" w:hAnsi="Consolas"/>
-        </w:rPr>
-        <w:t>,</w:t>
+        <w:t xml:space="preserve"> A = [3, 2, 4,</w:t>
       </w:r>
       <w:r>
         <w:rPr>
@@ -8779,14 +8727,7 @@
         <w:rPr>
           <w:rFonts w:ascii="Consolas" w:eastAsiaTheme="minorHAnsi" w:hAnsi="Consolas"/>
         </w:rPr>
-        <w:t>6</w:t>
-      </w:r>
-      <w:proofErr w:type="gramEnd"/>
-      <w:r>
-        <w:rPr>
-          <w:rFonts w:ascii="Consolas" w:eastAsiaTheme="minorHAnsi" w:hAnsi="Consolas"/>
-        </w:rPr>
-        <w:t>, 2, 6, 5,</w:t>
+        <w:t>6, 2, 6, 5,</w:t>
       </w:r>
       <w:r>
         <w:rPr>
@@ -9282,7 +9223,6 @@
               <w:bottom w:val="single" w:sz="4" w:space="0" w:color="auto"/>
               <w:right w:val="single" w:sz="8" w:space="0" w:color="FFFFFF"/>
             </w:tcBorders>
-            <w:shd w:val="clear" w:color="auto" w:fill="auto"/>
             <w:tcMar>
               <w:top w:w="100" w:type="dxa"/>
               <w:left w:w="100" w:type="dxa"/>
@@ -9327,7 +9267,6 @@
               <w:bottom w:val="single" w:sz="4" w:space="0" w:color="auto"/>
               <w:right w:val="single" w:sz="8" w:space="0" w:color="FFFFFF"/>
             </w:tcBorders>
-            <w:shd w:val="clear" w:color="auto" w:fill="auto"/>
             <w:tcMar>
               <w:top w:w="100" w:type="dxa"/>
               <w:left w:w="100" w:type="dxa"/>
@@ -9356,7 +9295,6 @@
               <w:bottom w:val="single" w:sz="4" w:space="0" w:color="auto"/>
               <w:right w:val="single" w:sz="8" w:space="0" w:color="FFFFFF"/>
             </w:tcBorders>
-            <w:shd w:val="clear" w:color="auto" w:fill="auto"/>
             <w:tcMar>
               <w:top w:w="100" w:type="dxa"/>
               <w:left w:w="100" w:type="dxa"/>
@@ -9385,7 +9323,6 @@
               <w:bottom w:val="single" w:sz="4" w:space="0" w:color="auto"/>
               <w:right w:val="single" w:sz="8" w:space="0" w:color="FFFFFF"/>
             </w:tcBorders>
-            <w:shd w:val="clear" w:color="auto" w:fill="auto"/>
             <w:tcMar>
               <w:top w:w="100" w:type="dxa"/>
               <w:left w:w="100" w:type="dxa"/>
@@ -9414,7 +9351,6 @@
               <w:bottom w:val="single" w:sz="4" w:space="0" w:color="auto"/>
               <w:right w:val="single" w:sz="8" w:space="0" w:color="FFFFFF"/>
             </w:tcBorders>
-            <w:shd w:val="clear" w:color="auto" w:fill="auto"/>
             <w:tcMar>
               <w:top w:w="100" w:type="dxa"/>
               <w:left w:w="100" w:type="dxa"/>
@@ -9655,6 +9591,7 @@
         </w:rPr>
         <w:t xml:space="preserve"> </w:t>
       </w:r>
+      <w:proofErr w:type="spellStart"/>
       <w:r>
         <w:rPr>
           <w:rFonts w:ascii="Consolas" w:eastAsiaTheme="minorHAnsi" w:hAnsi="Consolas"/>
@@ -9663,6 +9600,7 @@
         </w:rPr>
         <w:t>몇개인가</w:t>
       </w:r>
+      <w:proofErr w:type="spellEnd"/>
       <w:r>
         <w:rPr>
           <w:rFonts w:ascii="Consolas" w:eastAsiaTheme="minorHAnsi" w:hAnsi="Consolas"/>
@@ -9703,7 +9641,6 @@
               <w:bottom w:val="single" w:sz="4" w:space="0" w:color="auto"/>
               <w:right w:val="single" w:sz="8" w:space="0" w:color="FFFFFF"/>
             </w:tcBorders>
-            <w:shd w:val="clear" w:color="auto" w:fill="auto"/>
             <w:tcMar>
               <w:top w:w="100" w:type="dxa"/>
               <w:left w:w="100" w:type="dxa"/>
@@ -9748,7 +9685,6 @@
               <w:bottom w:val="single" w:sz="4" w:space="0" w:color="auto"/>
               <w:right w:val="single" w:sz="8" w:space="0" w:color="FFFFFF"/>
             </w:tcBorders>
-            <w:shd w:val="clear" w:color="auto" w:fill="auto"/>
             <w:tcMar>
               <w:top w:w="100" w:type="dxa"/>
               <w:left w:w="100" w:type="dxa"/>
@@ -9777,7 +9713,6 @@
               <w:bottom w:val="single" w:sz="4" w:space="0" w:color="auto"/>
               <w:right w:val="single" w:sz="8" w:space="0" w:color="FFFFFF"/>
             </w:tcBorders>
-            <w:shd w:val="clear" w:color="auto" w:fill="auto"/>
             <w:tcMar>
               <w:top w:w="100" w:type="dxa"/>
               <w:left w:w="100" w:type="dxa"/>
@@ -9806,7 +9741,6 @@
               <w:bottom w:val="single" w:sz="4" w:space="0" w:color="auto"/>
               <w:right w:val="single" w:sz="8" w:space="0" w:color="FFFFFF"/>
             </w:tcBorders>
-            <w:shd w:val="clear" w:color="auto" w:fill="auto"/>
             <w:tcMar>
               <w:top w:w="100" w:type="dxa"/>
               <w:left w:w="100" w:type="dxa"/>
@@ -9835,7 +9769,6 @@
               <w:bottom w:val="single" w:sz="4" w:space="0" w:color="auto"/>
               <w:right w:val="single" w:sz="8" w:space="0" w:color="FFFFFF"/>
             </w:tcBorders>
-            <w:shd w:val="clear" w:color="auto" w:fill="auto"/>
             <w:tcMar>
               <w:top w:w="100" w:type="dxa"/>
               <w:left w:w="100" w:type="dxa"/>
@@ -9938,7 +9871,6 @@
         </w:rPr>
         <w:t xml:space="preserve"> </w:t>
       </w:r>
-      <w:proofErr w:type="spellStart"/>
       <w:r>
         <w:rPr>
           <w:rFonts w:ascii="Consolas" w:eastAsiaTheme="minorHAnsi" w:hAnsi="Consolas"/>
@@ -9947,7 +9879,6 @@
         </w:rPr>
         <w:t>격자판이</w:t>
       </w:r>
-      <w:proofErr w:type="spellEnd"/>
       <w:r>
         <w:rPr>
           <w:rFonts w:ascii="Consolas" w:eastAsiaTheme="minorHAnsi" w:hAnsi="Consolas"/>
@@ -11090,7 +11021,7 @@
           <w:szCs w:val="24"/>
         </w:rPr>
         <w:drawing>
-          <wp:inline distT="0" distB="0" distL="0" distR="0" wp14:anchorId="101E76D0" wp14:editId="7BC0B2FF">
+          <wp:inline distT="0" distB="0" distL="0" distR="0" wp14:anchorId="31937361" wp14:editId="00BE30E6">
             <wp:extent cx="3076575" cy="2647950"/>
             <wp:effectExtent l="0" t="0" r="9525" b="0"/>
             <wp:docPr id="2" name="그림 2"/>
@@ -11149,7 +11080,6 @@
           <w:szCs w:val="24"/>
         </w:rPr>
       </w:pPr>
-      <w:proofErr w:type="spellStart"/>
       <w:r>
         <w:rPr>
           <w:rFonts w:ascii="Consolas" w:eastAsiaTheme="minorHAnsi" w:hAnsi="Consolas"/>
@@ -11158,7 +11088,6 @@
         </w:rPr>
         <w:t>격자판에서</w:t>
       </w:r>
-      <w:proofErr w:type="spellEnd"/>
       <w:r>
         <w:rPr>
           <w:rFonts w:ascii="Consolas" w:eastAsiaTheme="minorHAnsi" w:hAnsi="Consolas"/>
@@ -12353,7 +12282,7 @@
           <w:szCs w:val="24"/>
         </w:rPr>
         <w:drawing>
-          <wp:inline distT="0" distB="0" distL="0" distR="0" wp14:anchorId="2A9FCBA3" wp14:editId="4F53EE60">
+          <wp:inline distT="0" distB="0" distL="0" distR="0" wp14:anchorId="1B66A72C" wp14:editId="4C27FEA1">
             <wp:extent cx="3038475" cy="2628900"/>
             <wp:effectExtent l="0" t="0" r="9525" b="0"/>
             <wp:docPr id="6" name="그림 6"/>
@@ -12766,7 +12695,6 @@
               <w:bottom w:val="single" w:sz="4" w:space="0" w:color="auto"/>
               <w:right w:val="single" w:sz="8" w:space="0" w:color="FFFFFF"/>
             </w:tcBorders>
-            <w:shd w:val="clear" w:color="auto" w:fill="auto"/>
             <w:tcMar>
               <w:top w:w="100" w:type="dxa"/>
               <w:left w:w="100" w:type="dxa"/>
@@ -12811,7 +12739,6 @@
               <w:bottom w:val="single" w:sz="4" w:space="0" w:color="auto"/>
               <w:right w:val="single" w:sz="8" w:space="0" w:color="FFFFFF"/>
             </w:tcBorders>
-            <w:shd w:val="clear" w:color="auto" w:fill="auto"/>
             <w:tcMar>
               <w:top w:w="100" w:type="dxa"/>
               <w:left w:w="100" w:type="dxa"/>
@@ -12840,7 +12767,6 @@
               <w:bottom w:val="single" w:sz="4" w:space="0" w:color="auto"/>
               <w:right w:val="single" w:sz="8" w:space="0" w:color="FFFFFF"/>
             </w:tcBorders>
-            <w:shd w:val="clear" w:color="auto" w:fill="auto"/>
             <w:tcMar>
               <w:top w:w="100" w:type="dxa"/>
               <w:left w:w="100" w:type="dxa"/>
@@ -12869,7 +12795,6 @@
               <w:bottom w:val="single" w:sz="4" w:space="0" w:color="auto"/>
               <w:right w:val="single" w:sz="8" w:space="0" w:color="FFFFFF"/>
             </w:tcBorders>
-            <w:shd w:val="clear" w:color="auto" w:fill="auto"/>
             <w:tcMar>
               <w:top w:w="100" w:type="dxa"/>
               <w:left w:w="100" w:type="dxa"/>
@@ -12898,7 +12823,6 @@
               <w:bottom w:val="single" w:sz="4" w:space="0" w:color="auto"/>
               <w:right w:val="single" w:sz="8" w:space="0" w:color="FFFFFF"/>
             </w:tcBorders>
-            <w:shd w:val="clear" w:color="auto" w:fill="auto"/>
             <w:tcMar>
               <w:top w:w="100" w:type="dxa"/>
               <w:left w:w="100" w:type="dxa"/>
@@ -13967,20 +13891,7 @@
         <w:rPr>
           <w:rFonts w:ascii="Consolas" w:hAnsi="Consolas"/>
         </w:rPr>
-        <w:t>작</w:t>
-      </w:r>
-      <w:r>
-        <w:rPr>
-          <w:rFonts w:ascii="Consolas" w:hAnsi="Consolas" w:hint="eastAsia"/>
-          <w:lang w:eastAsia="ko-KR"/>
-        </w:rPr>
-        <w:t>ㄴ</w:t>
-      </w:r>
-      <w:r>
-        <w:rPr>
-          <w:rFonts w:ascii="Consolas" w:hAnsi="Consolas"/>
-        </w:rPr>
-        <w:t>은</w:t>
+        <w:t>작은</w:t>
       </w:r>
       <w:r>
         <w:rPr>
@@ -15159,7 +15070,6 @@
               <w:bottom w:val="single" w:sz="4" w:space="0" w:color="auto"/>
               <w:right w:val="single" w:sz="8" w:space="0" w:color="FFFFFF"/>
             </w:tcBorders>
-            <w:shd w:val="clear" w:color="auto" w:fill="auto"/>
             <w:tcMar>
               <w:top w:w="100" w:type="dxa"/>
               <w:left w:w="100" w:type="dxa"/>
@@ -15204,7 +15114,6 @@
               <w:bottom w:val="single" w:sz="4" w:space="0" w:color="auto"/>
               <w:right w:val="single" w:sz="8" w:space="0" w:color="FFFFFF"/>
             </w:tcBorders>
-            <w:shd w:val="clear" w:color="auto" w:fill="auto"/>
             <w:tcMar>
               <w:top w:w="100" w:type="dxa"/>
               <w:left w:w="100" w:type="dxa"/>
@@ -15233,7 +15142,6 @@
               <w:bottom w:val="single" w:sz="4" w:space="0" w:color="auto"/>
               <w:right w:val="single" w:sz="8" w:space="0" w:color="FFFFFF"/>
             </w:tcBorders>
-            <w:shd w:val="clear" w:color="auto" w:fill="auto"/>
             <w:tcMar>
               <w:top w:w="100" w:type="dxa"/>
               <w:left w:w="100" w:type="dxa"/>
@@ -15262,7 +15170,6 @@
               <w:bottom w:val="single" w:sz="4" w:space="0" w:color="auto"/>
               <w:right w:val="single" w:sz="8" w:space="0" w:color="FFFFFF"/>
             </w:tcBorders>
-            <w:shd w:val="clear" w:color="auto" w:fill="auto"/>
             <w:tcMar>
               <w:top w:w="100" w:type="dxa"/>
               <w:left w:w="100" w:type="dxa"/>
@@ -15291,7 +15198,6 @@
               <w:bottom w:val="single" w:sz="4" w:space="0" w:color="auto"/>
               <w:right w:val="single" w:sz="8" w:space="0" w:color="FFFFFF"/>
             </w:tcBorders>
-            <w:shd w:val="clear" w:color="auto" w:fill="auto"/>
             <w:tcMar>
               <w:top w:w="100" w:type="dxa"/>
               <w:left w:w="100" w:type="dxa"/>
@@ -16345,7 +16251,6 @@
               <w:bottom w:val="single" w:sz="4" w:space="0" w:color="auto"/>
               <w:right w:val="single" w:sz="8" w:space="0" w:color="FFFFFF"/>
             </w:tcBorders>
-            <w:shd w:val="clear" w:color="auto" w:fill="auto"/>
             <w:tcMar>
               <w:top w:w="100" w:type="dxa"/>
               <w:left w:w="100" w:type="dxa"/>
@@ -16390,7 +16295,6 @@
               <w:bottom w:val="single" w:sz="4" w:space="0" w:color="auto"/>
               <w:right w:val="single" w:sz="8" w:space="0" w:color="FFFFFF"/>
             </w:tcBorders>
-            <w:shd w:val="clear" w:color="auto" w:fill="auto"/>
             <w:tcMar>
               <w:top w:w="100" w:type="dxa"/>
               <w:left w:w="100" w:type="dxa"/>
@@ -16419,7 +16323,6 @@
               <w:bottom w:val="single" w:sz="4" w:space="0" w:color="auto"/>
               <w:right w:val="single" w:sz="8" w:space="0" w:color="FFFFFF"/>
             </w:tcBorders>
-            <w:shd w:val="clear" w:color="auto" w:fill="auto"/>
             <w:tcMar>
               <w:top w:w="100" w:type="dxa"/>
               <w:left w:w="100" w:type="dxa"/>
@@ -16448,7 +16351,6 @@
               <w:bottom w:val="single" w:sz="4" w:space="0" w:color="auto"/>
               <w:right w:val="single" w:sz="8" w:space="0" w:color="FFFFFF"/>
             </w:tcBorders>
-            <w:shd w:val="clear" w:color="auto" w:fill="auto"/>
             <w:tcMar>
               <w:top w:w="100" w:type="dxa"/>
               <w:left w:w="100" w:type="dxa"/>
@@ -16477,7 +16379,6 @@
               <w:bottom w:val="single" w:sz="4" w:space="0" w:color="auto"/>
               <w:right w:val="single" w:sz="8" w:space="0" w:color="FFFFFF"/>
             </w:tcBorders>
-            <w:shd w:val="clear" w:color="auto" w:fill="auto"/>
             <w:tcMar>
               <w:top w:w="100" w:type="dxa"/>
               <w:left w:w="100" w:type="dxa"/>
@@ -16749,7 +16650,7 @@
     <w:p>
       <w:pPr>
         <w:rPr>
-          <w:rFonts w:ascii="Consolas" w:eastAsiaTheme="minorHAnsi" w:hAnsi="Consolas" w:cs="맑은 고딕" w:hint="eastAsia"/>
+          <w:rFonts w:ascii="Consolas" w:eastAsiaTheme="minorHAnsi" w:hAnsi="Consolas" w:cs="맑은 고딕"/>
           <w:bCs/>
           <w:color w:val="FF0000"/>
           <w:sz w:val="24"/>
@@ -17433,7 +17334,7 @@
           <w:szCs w:val="24"/>
         </w:rPr>
         <w:drawing>
-          <wp:inline distT="0" distB="0" distL="0" distR="0" wp14:anchorId="3D7141C2" wp14:editId="3CF4880B">
+          <wp:inline distT="0" distB="0" distL="0" distR="0" wp14:anchorId="35603BF2" wp14:editId="47E87FCA">
             <wp:extent cx="5943600" cy="649605"/>
             <wp:effectExtent l="0" t="0" r="0" b="0"/>
             <wp:docPr id="1" name="그림 1"/>
@@ -17804,7 +17705,7 @@
           <w:szCs w:val="24"/>
         </w:rPr>
         <w:drawing>
-          <wp:inline distT="0" distB="0" distL="0" distR="0" wp14:anchorId="0C13DC4D" wp14:editId="70F72254">
+          <wp:inline distT="0" distB="0" distL="0" distR="0" wp14:anchorId="3D7B5029" wp14:editId="3EBEFE53">
             <wp:extent cx="2149340" cy="1278352"/>
             <wp:effectExtent l="0" t="0" r="3810" b="0"/>
             <wp:docPr id="7" name="그림 7"/>
@@ -19589,7 +19490,6 @@
               <w:bottom w:val="single" w:sz="4" w:space="0" w:color="auto"/>
               <w:right w:val="single" w:sz="8" w:space="0" w:color="FFFFFF"/>
             </w:tcBorders>
-            <w:shd w:val="clear" w:color="auto" w:fill="auto"/>
             <w:tcMar>
               <w:top w:w="100" w:type="dxa"/>
               <w:left w:w="100" w:type="dxa"/>
@@ -19634,7 +19534,6 @@
               <w:bottom w:val="single" w:sz="4" w:space="0" w:color="auto"/>
               <w:right w:val="single" w:sz="8" w:space="0" w:color="FFFFFF"/>
             </w:tcBorders>
-            <w:shd w:val="clear" w:color="auto" w:fill="auto"/>
             <w:tcMar>
               <w:top w:w="100" w:type="dxa"/>
               <w:left w:w="100" w:type="dxa"/>
@@ -19663,7 +19562,6 @@
               <w:bottom w:val="single" w:sz="4" w:space="0" w:color="auto"/>
               <w:right w:val="single" w:sz="8" w:space="0" w:color="FFFFFF"/>
             </w:tcBorders>
-            <w:shd w:val="clear" w:color="auto" w:fill="auto"/>
             <w:tcMar>
               <w:top w:w="100" w:type="dxa"/>
               <w:left w:w="100" w:type="dxa"/>
@@ -19692,7 +19590,6 @@
               <w:bottom w:val="single" w:sz="4" w:space="0" w:color="auto"/>
               <w:right w:val="single" w:sz="8" w:space="0" w:color="FFFFFF"/>
             </w:tcBorders>
-            <w:shd w:val="clear" w:color="auto" w:fill="auto"/>
             <w:tcMar>
               <w:top w:w="100" w:type="dxa"/>
               <w:left w:w="100" w:type="dxa"/>
@@ -19721,7 +19618,6 @@
               <w:bottom w:val="single" w:sz="4" w:space="0" w:color="auto"/>
               <w:right w:val="single" w:sz="8" w:space="0" w:color="FFFFFF"/>
             </w:tcBorders>
-            <w:shd w:val="clear" w:color="auto" w:fill="auto"/>
             <w:tcMar>
               <w:top w:w="100" w:type="dxa"/>
               <w:left w:w="100" w:type="dxa"/>
@@ -19746,7 +19642,7 @@
     <w:p>
       <w:pPr>
         <w:rPr>
-          <w:rFonts w:ascii="Consolas" w:eastAsiaTheme="minorHAnsi" w:hAnsi="Consolas" w:cs="맑은 고딕" w:hint="eastAsia"/>
+          <w:rFonts w:ascii="Consolas" w:eastAsiaTheme="minorHAnsi" w:hAnsi="Consolas" w:cs="맑은 고딕"/>
           <w:bCs/>
           <w:sz w:val="24"/>
           <w:szCs w:val="24"/>
@@ -19810,7 +19706,7 @@
           <w:noProof/>
         </w:rPr>
         <w:drawing>
-          <wp:inline distT="0" distB="0" distL="0" distR="0" wp14:anchorId="1D08F027" wp14:editId="7AF1D1AB">
+          <wp:inline distT="0" distB="0" distL="0" distR="0" wp14:anchorId="402F904B" wp14:editId="7BBF546D">
             <wp:extent cx="5943600" cy="1076960"/>
             <wp:effectExtent l="0" t="0" r="0" b="8890"/>
             <wp:docPr id="8" name="그림 8"/>
@@ -19849,7 +19745,7 @@
     <w:p>
       <w:pPr>
         <w:rPr>
-          <w:rFonts w:ascii="Consolas" w:eastAsiaTheme="minorHAnsi" w:hAnsi="Consolas" w:cs="Consolas" w:hint="eastAsia"/>
+          <w:rFonts w:ascii="Consolas" w:eastAsiaTheme="minorHAnsi" w:hAnsi="Consolas" w:cs="Consolas"/>
           <w:sz w:val="24"/>
           <w:szCs w:val="24"/>
         </w:rPr>
@@ -20114,7 +20010,7 @@
     <w:p>
       <w:pPr>
         <w:rPr>
-          <w:rFonts w:ascii="Consolas" w:eastAsiaTheme="minorHAnsi" w:hAnsi="Consolas" w:cs="Consolas" w:hint="eastAsia"/>
+          <w:rFonts w:ascii="Consolas" w:eastAsiaTheme="minorHAnsi" w:hAnsi="Consolas" w:cs="Consolas"/>
           <w:sz w:val="24"/>
           <w:szCs w:val="24"/>
         </w:rPr>
@@ -20299,7 +20195,7 @@
     <w:p>
       <w:pPr>
         <w:rPr>
-          <w:rFonts w:ascii="Consolas" w:eastAsiaTheme="minorHAnsi" w:hAnsi="Consolas" w:cs="Consolas" w:hint="eastAsia"/>
+          <w:rFonts w:ascii="Consolas" w:eastAsiaTheme="minorHAnsi" w:hAnsi="Consolas" w:cs="Consolas"/>
           <w:sz w:val="24"/>
           <w:szCs w:val="24"/>
         </w:rPr>
@@ -20532,7 +20428,7 @@
     <w:p>
       <w:pPr>
         <w:rPr>
-          <w:rFonts w:ascii="Consolas" w:eastAsiaTheme="minorHAnsi" w:hAnsi="Consolas" w:cs="Consolas" w:hint="eastAsia"/>
+          <w:rFonts w:ascii="Consolas" w:eastAsiaTheme="minorHAnsi" w:hAnsi="Consolas" w:cs="Consolas"/>
           <w:sz w:val="24"/>
           <w:szCs w:val="24"/>
         </w:rPr>
@@ -20773,7 +20669,7 @@
     <w:p>
       <w:pPr>
         <w:rPr>
-          <w:rFonts w:ascii="Consolas" w:eastAsiaTheme="minorHAnsi" w:hAnsi="Consolas" w:cs="Consolas" w:hint="eastAsia"/>
+          <w:rFonts w:ascii="Consolas" w:eastAsiaTheme="minorHAnsi" w:hAnsi="Consolas" w:cs="Consolas"/>
           <w:sz w:val="24"/>
           <w:szCs w:val="24"/>
         </w:rPr>
@@ -21165,7 +21061,7 @@
     <w:p>
       <w:pPr>
         <w:rPr>
-          <w:rFonts w:ascii="Consolas" w:eastAsiaTheme="minorHAnsi" w:hAnsi="Consolas" w:cs="Consolas" w:hint="eastAsia"/>
+          <w:rFonts w:ascii="Consolas" w:eastAsiaTheme="minorHAnsi" w:hAnsi="Consolas" w:cs="Consolas"/>
           <w:sz w:val="24"/>
           <w:szCs w:val="24"/>
         </w:rPr>
@@ -21452,40 +21348,38 @@
           <w:szCs w:val="24"/>
         </w:rPr>
       </w:pPr>
-      <w:proofErr w:type="gramStart"/>
       <w:r>
         <w:rPr>
           <w:rFonts w:ascii="Consolas" w:eastAsiaTheme="minorHAnsi" w:hAnsi="Consolas" w:cs="Consolas"/>
           <w:sz w:val="24"/>
           <w:szCs w:val="24"/>
         </w:rPr>
-        <w:t>A(</w:t>
-      </w:r>
-      <w:proofErr w:type="gramEnd"/>
-      <w:r>
-        <w:rPr>
-          <w:rFonts w:ascii="Consolas" w:eastAsiaTheme="minorHAnsi" w:hAnsi="Consolas" w:cs="Consolas"/>
-          <w:sz w:val="24"/>
-          <w:szCs w:val="24"/>
-        </w:rPr>
-        <w:t>1) A(2) -&gt; B(1) A(3) A(4) -&gt; B(2) -&gt; C(1) B(3) ...</w:t>
+        <w:t>A(1) A(2) -&gt; B(1) A(3) A(4) -&gt; B(2) -&gt; C(1) B(3) ...</w:t>
       </w:r>
     </w:p>
     <w:p>
       <w:pPr>
         <w:rPr>
+          <w:rFonts w:ascii="Consolas" w:eastAsiaTheme="minorHAnsi" w:hAnsi="Consolas" w:cs="Consolas"/>
+          <w:sz w:val="24"/>
+          <w:szCs w:val="24"/>
+        </w:rPr>
+      </w:pPr>
+      <w:r>
+        <w:rPr>
           <w:rFonts w:ascii="Consolas" w:eastAsiaTheme="minorHAnsi" w:hAnsi="Consolas" w:cs="Consolas" w:hint="eastAsia"/>
           <w:sz w:val="24"/>
           <w:szCs w:val="24"/>
         </w:rPr>
-      </w:pPr>
+        <w:t>로봇은</w:t>
+      </w:r>
       <w:r>
         <w:rPr>
           <w:rFonts w:ascii="Consolas" w:eastAsiaTheme="minorHAnsi" w:hAnsi="Consolas" w:cs="Consolas" w:hint="eastAsia"/>
           <w:sz w:val="24"/>
           <w:szCs w:val="24"/>
         </w:rPr>
-        <w:t>로봇은</w:t>
+        <w:t xml:space="preserve"> </w:t>
       </w:r>
       <w:r>
         <w:rPr>
@@ -21493,7 +21387,7 @@
           <w:sz w:val="24"/>
           <w:szCs w:val="24"/>
         </w:rPr>
-        <w:t xml:space="preserve"> </w:t>
+        <w:t>정점</w:t>
       </w:r>
       <w:r>
         <w:rPr>
@@ -21501,7 +21395,7 @@
           <w:sz w:val="24"/>
           <w:szCs w:val="24"/>
         </w:rPr>
-        <w:t>정점</w:t>
+        <w:t xml:space="preserve"> X</w:t>
       </w:r>
       <w:r>
         <w:rPr>
@@ -21509,7 +21403,7 @@
           <w:sz w:val="24"/>
           <w:szCs w:val="24"/>
         </w:rPr>
-        <w:t xml:space="preserve"> X</w:t>
+        <w:t>에</w:t>
       </w:r>
       <w:r>
         <w:rPr>
@@ -21517,7 +21411,7 @@
           <w:sz w:val="24"/>
           <w:szCs w:val="24"/>
         </w:rPr>
-        <w:t>에</w:t>
+        <w:t xml:space="preserve"> </w:t>
       </w:r>
       <w:r>
         <w:rPr>
@@ -21525,7 +21419,7 @@
           <w:sz w:val="24"/>
           <w:szCs w:val="24"/>
         </w:rPr>
-        <w:t xml:space="preserve"> </w:t>
+        <w:t>도착할</w:t>
       </w:r>
       <w:r>
         <w:rPr>
@@ -21533,7 +21427,7 @@
           <w:sz w:val="24"/>
           <w:szCs w:val="24"/>
         </w:rPr>
-        <w:t>도착할</w:t>
+        <w:t xml:space="preserve"> </w:t>
       </w:r>
       <w:r>
         <w:rPr>
@@ -21541,7 +21435,7 @@
           <w:sz w:val="24"/>
           <w:szCs w:val="24"/>
         </w:rPr>
-        <w:t xml:space="preserve"> </w:t>
+        <w:t>때까지</w:t>
       </w:r>
       <w:r>
         <w:rPr>
@@ -21549,7 +21443,7 @@
           <w:sz w:val="24"/>
           <w:szCs w:val="24"/>
         </w:rPr>
-        <w:t>때까지</w:t>
+        <w:t xml:space="preserve"> </w:t>
       </w:r>
       <w:r>
         <w:rPr>
@@ -21557,7 +21451,7 @@
           <w:sz w:val="24"/>
           <w:szCs w:val="24"/>
         </w:rPr>
-        <w:t xml:space="preserve"> </w:t>
+        <w:t>총</w:t>
       </w:r>
       <w:r>
         <w:rPr>
@@ -21565,7 +21459,7 @@
           <w:sz w:val="24"/>
           <w:szCs w:val="24"/>
         </w:rPr>
-        <w:t>총</w:t>
+        <w:t xml:space="preserve"> </w:t>
       </w:r>
       <w:r>
         <w:rPr>
@@ -21573,7 +21467,7 @@
           <w:sz w:val="24"/>
           <w:szCs w:val="24"/>
         </w:rPr>
-        <w:t xml:space="preserve"> </w:t>
+        <w:t>몇</w:t>
       </w:r>
       <w:r>
         <w:rPr>
@@ -21581,7 +21475,7 @@
           <w:sz w:val="24"/>
           <w:szCs w:val="24"/>
         </w:rPr>
-        <w:t>몇</w:t>
+        <w:t xml:space="preserve"> </w:t>
       </w:r>
       <w:r>
         <w:rPr>
@@ -21589,7 +21483,7 @@
           <w:sz w:val="24"/>
           <w:szCs w:val="24"/>
         </w:rPr>
-        <w:t xml:space="preserve"> </w:t>
+        <w:t>번</w:t>
       </w:r>
       <w:r>
         <w:rPr>
@@ -21597,7 +21491,7 @@
           <w:sz w:val="24"/>
           <w:szCs w:val="24"/>
         </w:rPr>
-        <w:t>번</w:t>
+        <w:t xml:space="preserve"> </w:t>
       </w:r>
       <w:r>
         <w:rPr>
@@ -21605,7 +21499,7 @@
           <w:sz w:val="24"/>
           <w:szCs w:val="24"/>
         </w:rPr>
-        <w:t xml:space="preserve"> </w:t>
+        <w:t>이동하는가</w:t>
       </w:r>
       <w:r>
         <w:rPr>
@@ -21613,7 +21507,7 @@
           <w:sz w:val="24"/>
           <w:szCs w:val="24"/>
         </w:rPr>
-        <w:t>이동하는가</w:t>
+        <w:t>? (</w:t>
       </w:r>
       <w:r>
         <w:rPr>
@@ -21621,7 +21515,7 @@
           <w:sz w:val="24"/>
           <w:szCs w:val="24"/>
         </w:rPr>
-        <w:t>? (</w:t>
+        <w:t>이동</w:t>
       </w:r>
       <w:r>
         <w:rPr>
@@ -21629,7 +21523,7 @@
           <w:sz w:val="24"/>
           <w:szCs w:val="24"/>
         </w:rPr>
-        <w:t>이동</w:t>
+        <w:t xml:space="preserve"> </w:t>
       </w:r>
       <w:r>
         <w:rPr>
@@ -21637,7 +21531,7 @@
           <w:sz w:val="24"/>
           <w:szCs w:val="24"/>
         </w:rPr>
-        <w:t xml:space="preserve"> </w:t>
+        <w:t>횟수는</w:t>
       </w:r>
       <w:r>
         <w:rPr>
@@ -21645,7 +21539,7 @@
           <w:sz w:val="24"/>
           <w:szCs w:val="24"/>
         </w:rPr>
-        <w:t>횟수는</w:t>
+        <w:t xml:space="preserve"> </w:t>
       </w:r>
       <w:r>
         <w:rPr>
@@ -21653,7 +21547,7 @@
           <w:sz w:val="24"/>
           <w:szCs w:val="24"/>
         </w:rPr>
-        <w:t xml:space="preserve"> </w:t>
+        <w:t>간선을</w:t>
       </w:r>
       <w:r>
         <w:rPr>
@@ -21661,7 +21555,7 @@
           <w:sz w:val="24"/>
           <w:szCs w:val="24"/>
         </w:rPr>
-        <w:t>간선을</w:t>
+        <w:t xml:space="preserve"> </w:t>
       </w:r>
       <w:r>
         <w:rPr>
@@ -21669,18 +21563,8 @@
           <w:sz w:val="24"/>
           <w:szCs w:val="24"/>
         </w:rPr>
-        <w:t xml:space="preserve"> </w:t>
-      </w:r>
-      <w:proofErr w:type="spellStart"/>
-      <w:r>
-        <w:rPr>
-          <w:rFonts w:ascii="Consolas" w:eastAsiaTheme="minorHAnsi" w:hAnsi="Consolas" w:cs="Consolas" w:hint="eastAsia"/>
-          <w:sz w:val="24"/>
-          <w:szCs w:val="24"/>
-        </w:rPr>
         <w:t>지난간</w:t>
       </w:r>
-      <w:proofErr w:type="spellEnd"/>
       <w:r>
         <w:rPr>
           <w:rFonts w:ascii="Consolas" w:eastAsiaTheme="minorHAnsi" w:hAnsi="Consolas" w:cs="Consolas" w:hint="eastAsia"/>
@@ -21778,7 +21662,6 @@
               <w:bottom w:val="single" w:sz="4" w:space="0" w:color="auto"/>
               <w:right w:val="single" w:sz="8" w:space="0" w:color="FFFFFF"/>
             </w:tcBorders>
-            <w:shd w:val="clear" w:color="auto" w:fill="auto"/>
             <w:tcMar>
               <w:top w:w="100" w:type="dxa"/>
               <w:left w:w="100" w:type="dxa"/>
@@ -21823,7 +21706,6 @@
               <w:bottom w:val="single" w:sz="4" w:space="0" w:color="auto"/>
               <w:right w:val="single" w:sz="8" w:space="0" w:color="FFFFFF"/>
             </w:tcBorders>
-            <w:shd w:val="clear" w:color="auto" w:fill="auto"/>
             <w:tcMar>
               <w:top w:w="100" w:type="dxa"/>
               <w:left w:w="100" w:type="dxa"/>
@@ -21852,7 +21734,6 @@
               <w:bottom w:val="single" w:sz="4" w:space="0" w:color="auto"/>
               <w:right w:val="single" w:sz="8" w:space="0" w:color="FFFFFF"/>
             </w:tcBorders>
-            <w:shd w:val="clear" w:color="auto" w:fill="auto"/>
             <w:tcMar>
               <w:top w:w="100" w:type="dxa"/>
               <w:left w:w="100" w:type="dxa"/>
@@ -21881,7 +21762,6 @@
               <w:bottom w:val="single" w:sz="4" w:space="0" w:color="auto"/>
               <w:right w:val="single" w:sz="8" w:space="0" w:color="FFFFFF"/>
             </w:tcBorders>
-            <w:shd w:val="clear" w:color="auto" w:fill="auto"/>
             <w:tcMar>
               <w:top w:w="100" w:type="dxa"/>
               <w:left w:w="100" w:type="dxa"/>
@@ -21910,7 +21790,6 @@
               <w:bottom w:val="single" w:sz="4" w:space="0" w:color="auto"/>
               <w:right w:val="single" w:sz="8" w:space="0" w:color="FFFFFF"/>
             </w:tcBorders>
-            <w:shd w:val="clear" w:color="auto" w:fill="auto"/>
             <w:tcMar>
               <w:top w:w="100" w:type="dxa"/>
               <w:left w:w="100" w:type="dxa"/>
@@ -21935,21 +21814,17 @@
     <w:p>
       <w:pPr>
         <w:rPr>
-          <w:rFonts w:ascii="Consolas" w:eastAsiaTheme="minorHAnsi" w:hAnsi="Consolas" w:cs="Consolas" w:hint="eastAsia"/>
-          <w:sz w:val="24"/>
-          <w:szCs w:val="24"/>
-        </w:rPr>
-      </w:pPr>
-      <w:bookmarkStart w:id="0" w:name="_GoBack"/>
-      <w:bookmarkEnd w:id="0"/>
+          <w:rFonts w:ascii="Consolas" w:eastAsiaTheme="minorHAnsi" w:hAnsi="Consolas" w:cs="Consolas"/>
+          <w:sz w:val="24"/>
+          <w:szCs w:val="24"/>
+        </w:rPr>
+      </w:pPr>
     </w:p>
     <w:sectPr>
       <w:headerReference w:type="even" r:id="rId14"/>
       <w:headerReference w:type="default" r:id="rId15"/>
       <w:footerReference w:type="even" r:id="rId16"/>
       <w:footerReference w:type="default" r:id="rId17"/>
-      <w:headerReference w:type="first" r:id="rId18"/>
-      <w:footerReference w:type="first" r:id="rId19"/>
       <w:pgSz w:w="12240" w:h="15840"/>
       <w:pgMar w:top="1440" w:right="1440" w:bottom="1440" w:left="1440" w:header="720" w:footer="720" w:gutter="0"/>
       <w:pgNumType w:start="1"/>
@@ -21961,7 +21836,7 @@
 </file>
 
 <file path=word/endnotes.xml><?xml version="1.0" encoding="utf-8"?>
-<w:endnotes xmlns:wpc="http://schemas.microsoft.com/office/word/2010/wordprocessingCanvas" xmlns:cx="http://schemas.microsoft.com/office/drawing/2014/chartex" xmlns:cx1="http://schemas.microsoft.com/office/drawing/2015/9/8/chartex" xmlns:mc="http://schemas.openxmlformats.org/markup-compatibility/2006" xmlns:o="urn:schemas-microsoft-com:office:office" xmlns:r="http://schemas.openxmlformats.org/officeDocument/2006/relationships" xmlns:m="http://schemas.openxmlformats.org/officeDocument/2006/math" xmlns:v="urn:schemas-microsoft-com:vml" xmlns:wp14="http://schemas.microsoft.com/office/word/2010/wordprocessingDrawing" xmlns:wp="http://schemas.openxmlformats.org/drawingml/2006/wordprocessingDrawing" xmlns:w10="urn:schemas-microsoft-com:office:word" xmlns:w="http://schemas.openxmlformats.org/wordprocessingml/2006/main" xmlns:w14="http://schemas.microsoft.com/office/word/2010/wordml" xmlns:w15="http://schemas.microsoft.com/office/word/2012/wordml" xmlns:w16se="http://schemas.microsoft.com/office/word/2015/wordml/symex" xmlns:wpg="http://schemas.microsoft.com/office/word/2010/wordprocessingGroup" xmlns:wpi="http://schemas.microsoft.com/office/word/2010/wordprocessingInk" xmlns:wne="http://schemas.microsoft.com/office/word/2006/wordml" xmlns:wps="http://schemas.microsoft.com/office/word/2010/wordprocessingShape" mc:Ignorable="w14 w15 w16se wp14">
+<w:endnotes xmlns:wpc="http://schemas.microsoft.com/office/word/2010/wordprocessingCanvas" xmlns:cx="http://schemas.microsoft.com/office/drawing/2014/chartex" xmlns:cx1="http://schemas.microsoft.com/office/drawing/2015/9/8/chartex" xmlns:cx2="http://schemas.microsoft.com/office/drawing/2015/10/21/chartex" xmlns:cx3="http://schemas.microsoft.com/office/drawing/2016/5/9/chartex" xmlns:cx4="http://schemas.microsoft.com/office/drawing/2016/5/10/chartex" xmlns:cx5="http://schemas.microsoft.com/office/drawing/2016/5/11/chartex" xmlns:cx6="http://schemas.microsoft.com/office/drawing/2016/5/12/chartex" xmlns:cx7="http://schemas.microsoft.com/office/drawing/2016/5/13/chartex" xmlns:cx8="http://schemas.microsoft.com/office/drawing/2016/5/14/chartex" xmlns:mc="http://schemas.openxmlformats.org/markup-compatibility/2006" xmlns:aink="http://schemas.microsoft.com/office/drawing/2016/ink" xmlns:am3d="http://schemas.microsoft.com/office/drawing/2017/model3d" xmlns:o="urn:schemas-microsoft-com:office:office" xmlns:oel="http://schemas.microsoft.com/office/2019/extlst" xmlns:r="http://schemas.openxmlformats.org/officeDocument/2006/relationships" xmlns:m="http://schemas.openxmlformats.org/officeDocument/2006/math" xmlns:v="urn:schemas-microsoft-com:vml" xmlns:wp14="http://schemas.microsoft.com/office/word/2010/wordprocessingDrawing" xmlns:wp="http://schemas.openxmlformats.org/drawingml/2006/wordprocessingDrawing" xmlns:w10="urn:schemas-microsoft-com:office:word" xmlns:w="http://schemas.openxmlformats.org/wordprocessingml/2006/main" xmlns:w14="http://schemas.microsoft.com/office/word/2010/wordml" xmlns:w15="http://schemas.microsoft.com/office/word/2012/wordml" xmlns:w16cex="http://schemas.microsoft.com/office/word/2018/wordml/cex" xmlns:w16cid="http://schemas.microsoft.com/office/word/2016/wordml/cid" xmlns:w16="http://schemas.microsoft.com/office/word/2018/wordml" xmlns:w16du="http://schemas.microsoft.com/office/word/2023/wordml/word16du" xmlns:w16sdtdh="http://schemas.microsoft.com/office/word/2020/wordml/sdtdatahash" xmlns:w16sdtfl="http://schemas.microsoft.com/office/word/2024/wordml/sdtformatlock" xmlns:w16se="http://schemas.microsoft.com/office/word/2015/wordml/symex" xmlns:wpg="http://schemas.microsoft.com/office/word/2010/wordprocessingGroup" xmlns:wpi="http://schemas.microsoft.com/office/word/2010/wordprocessingInk" xmlns:wne="http://schemas.microsoft.com/office/word/2006/wordml" xmlns:wps="http://schemas.microsoft.com/office/word/2010/wordprocessingShape" mc:Ignorable="w14 w15 w16se w16cid w16 w16cex w16sdtdh w16sdtfl w16du wp14">
   <w:endnote w:type="separator" w:id="-1">
     <w:p>
       <w:pPr>
@@ -21986,7 +21861,7 @@
 </file>
 
 <file path=word/footer1.xml><?xml version="1.0" encoding="utf-8"?>
-<w:ftr xmlns:wpc="http://schemas.microsoft.com/office/word/2010/wordprocessingCanvas" xmlns:cx="http://schemas.microsoft.com/office/drawing/2014/chartex" xmlns:cx1="http://schemas.microsoft.com/office/drawing/2015/9/8/chartex" xmlns:mc="http://schemas.openxmlformats.org/markup-compatibility/2006" xmlns:o="urn:schemas-microsoft-com:office:office" xmlns:r="http://schemas.openxmlformats.org/officeDocument/2006/relationships" xmlns:m="http://schemas.openxmlformats.org/officeDocument/2006/math" xmlns:v="urn:schemas-microsoft-com:vml" xmlns:wp14="http://schemas.microsoft.com/office/word/2010/wordprocessingDrawing" xmlns:wp="http://schemas.openxmlformats.org/drawingml/2006/wordprocessingDrawing" xmlns:w10="urn:schemas-microsoft-com:office:word" xmlns:w="http://schemas.openxmlformats.org/wordprocessingml/2006/main" xmlns:w14="http://schemas.microsoft.com/office/word/2010/wordml" xmlns:w15="http://schemas.microsoft.com/office/word/2012/wordml" xmlns:w16se="http://schemas.microsoft.com/office/word/2015/wordml/symex" xmlns:wpg="http://schemas.microsoft.com/office/word/2010/wordprocessingGroup" xmlns:wpi="http://schemas.microsoft.com/office/word/2010/wordprocessingInk" xmlns:wne="http://schemas.microsoft.com/office/word/2006/wordml" xmlns:wps="http://schemas.microsoft.com/office/word/2010/wordprocessingShape" mc:Ignorable="w14 w15 w16se wp14">
+<w:ftr xmlns:wpc="http://schemas.microsoft.com/office/word/2010/wordprocessingCanvas" xmlns:cx="http://schemas.microsoft.com/office/drawing/2014/chartex" xmlns:cx1="http://schemas.microsoft.com/office/drawing/2015/9/8/chartex" xmlns:cx2="http://schemas.microsoft.com/office/drawing/2015/10/21/chartex" xmlns:cx3="http://schemas.microsoft.com/office/drawing/2016/5/9/chartex" xmlns:cx4="http://schemas.microsoft.com/office/drawing/2016/5/10/chartex" xmlns:cx5="http://schemas.microsoft.com/office/drawing/2016/5/11/chartex" xmlns:cx6="http://schemas.microsoft.com/office/drawing/2016/5/12/chartex" xmlns:cx7="http://schemas.microsoft.com/office/drawing/2016/5/13/chartex" xmlns:cx8="http://schemas.microsoft.com/office/drawing/2016/5/14/chartex" xmlns:mc="http://schemas.openxmlformats.org/markup-compatibility/2006" xmlns:aink="http://schemas.microsoft.com/office/drawing/2016/ink" xmlns:am3d="http://schemas.microsoft.com/office/drawing/2017/model3d" xmlns:o="urn:schemas-microsoft-com:office:office" xmlns:oel="http://schemas.microsoft.com/office/2019/extlst" xmlns:r="http://schemas.openxmlformats.org/officeDocument/2006/relationships" xmlns:m="http://schemas.openxmlformats.org/officeDocument/2006/math" xmlns:v="urn:schemas-microsoft-com:vml" xmlns:wp14="http://schemas.microsoft.com/office/word/2010/wordprocessingDrawing" xmlns:wp="http://schemas.openxmlformats.org/drawingml/2006/wordprocessingDrawing" xmlns:w10="urn:schemas-microsoft-com:office:word" xmlns:w="http://schemas.openxmlformats.org/wordprocessingml/2006/main" xmlns:w14="http://schemas.microsoft.com/office/word/2010/wordml" xmlns:w15="http://schemas.microsoft.com/office/word/2012/wordml" xmlns:w16cex="http://schemas.microsoft.com/office/word/2018/wordml/cex" xmlns:w16cid="http://schemas.microsoft.com/office/word/2016/wordml/cid" xmlns:w16="http://schemas.microsoft.com/office/word/2018/wordml" xmlns:w16du="http://schemas.microsoft.com/office/word/2023/wordml/word16du" xmlns:w16sdtdh="http://schemas.microsoft.com/office/word/2020/wordml/sdtdatahash" xmlns:w16sdtfl="http://schemas.microsoft.com/office/word/2024/wordml/sdtformatlock" xmlns:w16se="http://schemas.microsoft.com/office/word/2015/wordml/symex" xmlns:wpg="http://schemas.microsoft.com/office/word/2010/wordprocessingGroup" xmlns:wpi="http://schemas.microsoft.com/office/word/2010/wordprocessingInk" xmlns:wne="http://schemas.microsoft.com/office/word/2006/wordml" xmlns:wps="http://schemas.microsoft.com/office/word/2010/wordprocessingShape" mc:Ignorable="w14 w15 w16se w16cid w16 w16cex w16sdtdh w16sdtfl w16du wp14">
   <w:p>
     <w:pPr>
       <w:pStyle w:val="a4"/>
@@ -22111,7 +21986,7 @@
                 <w:noProof/>
               </w:rPr>
               <w:drawing>
-                <wp:anchor distT="0" distB="0" distL="114300" distR="114300" simplePos="0" relativeHeight="251661312" behindDoc="0" locked="0" layoutInCell="1" allowOverlap="1" wp14:anchorId="5A8B4E78" wp14:editId="2D4E3540">
+                <wp:anchor distT="0" distB="0" distL="114300" distR="114300" simplePos="0" relativeHeight="251661312" behindDoc="0" locked="0" layoutInCell="1" allowOverlap="1" wp14:anchorId="1EE4C36A" wp14:editId="49296A96">
                   <wp:simplePos x="0" y="0"/>
                   <wp:positionH relativeFrom="margin">
                     <wp:align>left</wp:align>
@@ -22189,7 +22064,7 @@
 </file>
 
 <file path=word/footer2.xml><?xml version="1.0" encoding="utf-8"?>
-<w:ftr xmlns:wpc="http://schemas.microsoft.com/office/word/2010/wordprocessingCanvas" xmlns:cx="http://schemas.microsoft.com/office/drawing/2014/chartex" xmlns:cx1="http://schemas.microsoft.com/office/drawing/2015/9/8/chartex" xmlns:mc="http://schemas.openxmlformats.org/markup-compatibility/2006" xmlns:o="urn:schemas-microsoft-com:office:office" xmlns:r="http://schemas.openxmlformats.org/officeDocument/2006/relationships" xmlns:m="http://schemas.openxmlformats.org/officeDocument/2006/math" xmlns:v="urn:schemas-microsoft-com:vml" xmlns:wp14="http://schemas.microsoft.com/office/word/2010/wordprocessingDrawing" xmlns:wp="http://schemas.openxmlformats.org/drawingml/2006/wordprocessingDrawing" xmlns:w10="urn:schemas-microsoft-com:office:word" xmlns:w="http://schemas.openxmlformats.org/wordprocessingml/2006/main" xmlns:w14="http://schemas.microsoft.com/office/word/2010/wordml" xmlns:w15="http://schemas.microsoft.com/office/word/2012/wordml" xmlns:w16se="http://schemas.microsoft.com/office/word/2015/wordml/symex" xmlns:wpg="http://schemas.microsoft.com/office/word/2010/wordprocessingGroup" xmlns:wpi="http://schemas.microsoft.com/office/word/2010/wordprocessingInk" xmlns:wne="http://schemas.microsoft.com/office/word/2006/wordml" xmlns:wps="http://schemas.microsoft.com/office/word/2010/wordprocessingShape" mc:Ignorable="w14 w15 w16se wp14">
+<w:ftr xmlns:wpc="http://schemas.microsoft.com/office/word/2010/wordprocessingCanvas" xmlns:cx="http://schemas.microsoft.com/office/drawing/2014/chartex" xmlns:cx1="http://schemas.microsoft.com/office/drawing/2015/9/8/chartex" xmlns:cx2="http://schemas.microsoft.com/office/drawing/2015/10/21/chartex" xmlns:cx3="http://schemas.microsoft.com/office/drawing/2016/5/9/chartex" xmlns:cx4="http://schemas.microsoft.com/office/drawing/2016/5/10/chartex" xmlns:cx5="http://schemas.microsoft.com/office/drawing/2016/5/11/chartex" xmlns:cx6="http://schemas.microsoft.com/office/drawing/2016/5/12/chartex" xmlns:cx7="http://schemas.microsoft.com/office/drawing/2016/5/13/chartex" xmlns:cx8="http://schemas.microsoft.com/office/drawing/2016/5/14/chartex" xmlns:mc="http://schemas.openxmlformats.org/markup-compatibility/2006" xmlns:aink="http://schemas.microsoft.com/office/drawing/2016/ink" xmlns:am3d="http://schemas.microsoft.com/office/drawing/2017/model3d" xmlns:o="urn:schemas-microsoft-com:office:office" xmlns:oel="http://schemas.microsoft.com/office/2019/extlst" xmlns:r="http://schemas.openxmlformats.org/officeDocument/2006/relationships" xmlns:m="http://schemas.openxmlformats.org/officeDocument/2006/math" xmlns:v="urn:schemas-microsoft-com:vml" xmlns:wp14="http://schemas.microsoft.com/office/word/2010/wordprocessingDrawing" xmlns:wp="http://schemas.openxmlformats.org/drawingml/2006/wordprocessingDrawing" xmlns:w10="urn:schemas-microsoft-com:office:word" xmlns:w="http://schemas.openxmlformats.org/wordprocessingml/2006/main" xmlns:w14="http://schemas.microsoft.com/office/word/2010/wordml" xmlns:w15="http://schemas.microsoft.com/office/word/2012/wordml" xmlns:w16cex="http://schemas.microsoft.com/office/word/2018/wordml/cex" xmlns:w16cid="http://schemas.microsoft.com/office/word/2016/wordml/cid" xmlns:w16="http://schemas.microsoft.com/office/word/2018/wordml" xmlns:w16du="http://schemas.microsoft.com/office/word/2023/wordml/word16du" xmlns:w16sdtdh="http://schemas.microsoft.com/office/word/2020/wordml/sdtdatahash" xmlns:w16sdtfl="http://schemas.microsoft.com/office/word/2024/wordml/sdtformatlock" xmlns:w16se="http://schemas.microsoft.com/office/word/2015/wordml/symex" xmlns:wpg="http://schemas.microsoft.com/office/word/2010/wordprocessingGroup" xmlns:wpi="http://schemas.microsoft.com/office/word/2010/wordprocessingInk" xmlns:wne="http://schemas.microsoft.com/office/word/2006/wordml" xmlns:wps="http://schemas.microsoft.com/office/word/2010/wordprocessingShape" mc:Ignorable="w14 w15 w16se w16cid w16 w16cex w16sdtdh w16sdtfl w16du wp14">
   <w:p>
     <w:pPr>
       <w:pStyle w:val="a4"/>
@@ -22315,7 +22190,7 @@
                 <w:noProof/>
               </w:rPr>
               <w:drawing>
-                <wp:anchor distT="0" distB="0" distL="114300" distR="114300" simplePos="0" relativeHeight="251663360" behindDoc="0" locked="0" layoutInCell="1" allowOverlap="1" wp14:anchorId="22F8B811" wp14:editId="3ABA1DA5">
+                <wp:anchor distT="0" distB="0" distL="114300" distR="114300" simplePos="0" relativeHeight="251663360" behindDoc="0" locked="0" layoutInCell="1" allowOverlap="1" wp14:anchorId="54EAD55B" wp14:editId="5007EE3B">
                   <wp:simplePos x="0" y="0"/>
                   <wp:positionH relativeFrom="margin">
                     <wp:align>right</wp:align>
@@ -22390,18 +22265,8 @@
 </w:ftr>
 </file>
 
-<file path=word/footer3.xml><?xml version="1.0" encoding="utf-8"?>
-<w:ftr xmlns:wpc="http://schemas.microsoft.com/office/word/2010/wordprocessingCanvas" xmlns:cx="http://schemas.microsoft.com/office/drawing/2014/chartex" xmlns:cx1="http://schemas.microsoft.com/office/drawing/2015/9/8/chartex" xmlns:mc="http://schemas.openxmlformats.org/markup-compatibility/2006" xmlns:o="urn:schemas-microsoft-com:office:office" xmlns:r="http://schemas.openxmlformats.org/officeDocument/2006/relationships" xmlns:m="http://schemas.openxmlformats.org/officeDocument/2006/math" xmlns:v="urn:schemas-microsoft-com:vml" xmlns:wp14="http://schemas.microsoft.com/office/word/2010/wordprocessingDrawing" xmlns:wp="http://schemas.openxmlformats.org/drawingml/2006/wordprocessingDrawing" xmlns:w10="urn:schemas-microsoft-com:office:word" xmlns:w="http://schemas.openxmlformats.org/wordprocessingml/2006/main" xmlns:w14="http://schemas.microsoft.com/office/word/2010/wordml" xmlns:w15="http://schemas.microsoft.com/office/word/2012/wordml" xmlns:w16se="http://schemas.microsoft.com/office/word/2015/wordml/symex" xmlns:wpg="http://schemas.microsoft.com/office/word/2010/wordprocessingGroup" xmlns:wpi="http://schemas.microsoft.com/office/word/2010/wordprocessingInk" xmlns:wne="http://schemas.microsoft.com/office/word/2006/wordml" xmlns:wps="http://schemas.microsoft.com/office/word/2010/wordprocessingShape" mc:Ignorable="w14 w15 w16se wp14">
-  <w:p>
-    <w:pPr>
-      <w:pStyle w:val="a4"/>
-    </w:pPr>
-  </w:p>
-</w:ftr>
-</file>
-
 <file path=word/footnotes.xml><?xml version="1.0" encoding="utf-8"?>
-<w:footnotes xmlns:wpc="http://schemas.microsoft.com/office/word/2010/wordprocessingCanvas" xmlns:cx="http://schemas.microsoft.com/office/drawing/2014/chartex" xmlns:cx1="http://schemas.microsoft.com/office/drawing/2015/9/8/chartex" xmlns:mc="http://schemas.openxmlformats.org/markup-compatibility/2006" xmlns:o="urn:schemas-microsoft-com:office:office" xmlns:r="http://schemas.openxmlformats.org/officeDocument/2006/relationships" xmlns:m="http://schemas.openxmlformats.org/officeDocument/2006/math" xmlns:v="urn:schemas-microsoft-com:vml" xmlns:wp14="http://schemas.microsoft.com/office/word/2010/wordprocessingDrawing" xmlns:wp="http://schemas.openxmlformats.org/drawingml/2006/wordprocessingDrawing" xmlns:w10="urn:schemas-microsoft-com:office:word" xmlns:w="http://schemas.openxmlformats.org/wordprocessingml/2006/main" xmlns:w14="http://schemas.microsoft.com/office/word/2010/wordml" xmlns:w15="http://schemas.microsoft.com/office/word/2012/wordml" xmlns:w16se="http://schemas.microsoft.com/office/word/2015/wordml/symex" xmlns:wpg="http://schemas.microsoft.com/office/word/2010/wordprocessingGroup" xmlns:wpi="http://schemas.microsoft.com/office/word/2010/wordprocessingInk" xmlns:wne="http://schemas.microsoft.com/office/word/2006/wordml" xmlns:wps="http://schemas.microsoft.com/office/word/2010/wordprocessingShape" mc:Ignorable="w14 w15 w16se wp14">
+<w:footnotes xmlns:wpc="http://schemas.microsoft.com/office/word/2010/wordprocessingCanvas" xmlns:cx="http://schemas.microsoft.com/office/drawing/2014/chartex" xmlns:cx1="http://schemas.microsoft.com/office/drawing/2015/9/8/chartex" xmlns:cx2="http://schemas.microsoft.com/office/drawing/2015/10/21/chartex" xmlns:cx3="http://schemas.microsoft.com/office/drawing/2016/5/9/chartex" xmlns:cx4="http://schemas.microsoft.com/office/drawing/2016/5/10/chartex" xmlns:cx5="http://schemas.microsoft.com/office/drawing/2016/5/11/chartex" xmlns:cx6="http://schemas.microsoft.com/office/drawing/2016/5/12/chartex" xmlns:cx7="http://schemas.microsoft.com/office/drawing/2016/5/13/chartex" xmlns:cx8="http://schemas.microsoft.com/office/drawing/2016/5/14/chartex" xmlns:mc="http://schemas.openxmlformats.org/markup-compatibility/2006" xmlns:aink="http://schemas.microsoft.com/office/drawing/2016/ink" xmlns:am3d="http://schemas.microsoft.com/office/drawing/2017/model3d" xmlns:o="urn:schemas-microsoft-com:office:office" xmlns:oel="http://schemas.microsoft.com/office/2019/extlst" xmlns:r="http://schemas.openxmlformats.org/officeDocument/2006/relationships" xmlns:m="http://schemas.openxmlformats.org/officeDocument/2006/math" xmlns:v="urn:schemas-microsoft-com:vml" xmlns:wp14="http://schemas.microsoft.com/office/word/2010/wordprocessingDrawing" xmlns:wp="http://schemas.openxmlformats.org/drawingml/2006/wordprocessingDrawing" xmlns:w10="urn:schemas-microsoft-com:office:word" xmlns:w="http://schemas.openxmlformats.org/wordprocessingml/2006/main" xmlns:w14="http://schemas.microsoft.com/office/word/2010/wordml" xmlns:w15="http://schemas.microsoft.com/office/word/2012/wordml" xmlns:w16cex="http://schemas.microsoft.com/office/word/2018/wordml/cex" xmlns:w16cid="http://schemas.microsoft.com/office/word/2016/wordml/cid" xmlns:w16="http://schemas.microsoft.com/office/word/2018/wordml" xmlns:w16du="http://schemas.microsoft.com/office/word/2023/wordml/word16du" xmlns:w16sdtdh="http://schemas.microsoft.com/office/word/2020/wordml/sdtdatahash" xmlns:w16sdtfl="http://schemas.microsoft.com/office/word/2024/wordml/sdtformatlock" xmlns:w16se="http://schemas.microsoft.com/office/word/2015/wordml/symex" xmlns:wpg="http://schemas.microsoft.com/office/word/2010/wordprocessingGroup" xmlns:wpi="http://schemas.microsoft.com/office/word/2010/wordprocessingInk" xmlns:wne="http://schemas.microsoft.com/office/word/2006/wordml" xmlns:wps="http://schemas.microsoft.com/office/word/2010/wordprocessingShape" mc:Ignorable="w14 w15 w16se w16cid w16 w16cex w16sdtdh w16sdtfl w16du wp14">
   <w:footnote w:type="separator" w:id="-1">
     <w:p>
       <w:pPr>
@@ -22426,19 +22291,17 @@
 </file>
 
 <file path=word/header1.xml><?xml version="1.0" encoding="utf-8"?>
-<w:hdr xmlns:wpc="http://schemas.microsoft.com/office/word/2010/wordprocessingCanvas" xmlns:cx="http://schemas.microsoft.com/office/drawing/2014/chartex" xmlns:cx1="http://schemas.microsoft.com/office/drawing/2015/9/8/chartex" xmlns:mc="http://schemas.openxmlformats.org/markup-compatibility/2006" xmlns:o="urn:schemas-microsoft-com:office:office" xmlns:r="http://schemas.openxmlformats.org/officeDocument/2006/relationships" xmlns:m="http://schemas.openxmlformats.org/officeDocument/2006/math" xmlns:v="urn:schemas-microsoft-com:vml" xmlns:wp14="http://schemas.microsoft.com/office/word/2010/wordprocessingDrawing" xmlns:wp="http://schemas.openxmlformats.org/drawingml/2006/wordprocessingDrawing" xmlns:w10="urn:schemas-microsoft-com:office:word" xmlns:w="http://schemas.openxmlformats.org/wordprocessingml/2006/main" xmlns:w14="http://schemas.microsoft.com/office/word/2010/wordml" xmlns:w15="http://schemas.microsoft.com/office/word/2012/wordml" xmlns:w16se="http://schemas.microsoft.com/office/word/2015/wordml/symex" xmlns:wpg="http://schemas.microsoft.com/office/word/2010/wordprocessingGroup" xmlns:wpi="http://schemas.microsoft.com/office/word/2010/wordprocessingInk" xmlns:wne="http://schemas.microsoft.com/office/word/2006/wordml" xmlns:wps="http://schemas.microsoft.com/office/word/2010/wordprocessingShape" mc:Ignorable="w14 w15 w16se wp14">
+<w:hdr xmlns:wpc="http://schemas.microsoft.com/office/word/2010/wordprocessingCanvas" xmlns:cx="http://schemas.microsoft.com/office/drawing/2014/chartex" xmlns:cx1="http://schemas.microsoft.com/office/drawing/2015/9/8/chartex" xmlns:cx2="http://schemas.microsoft.com/office/drawing/2015/10/21/chartex" xmlns:cx3="http://schemas.microsoft.com/office/drawing/2016/5/9/chartex" xmlns:cx4="http://schemas.microsoft.com/office/drawing/2016/5/10/chartex" xmlns:cx5="http://schemas.microsoft.com/office/drawing/2016/5/11/chartex" xmlns:cx6="http://schemas.microsoft.com/office/drawing/2016/5/12/chartex" xmlns:cx7="http://schemas.microsoft.com/office/drawing/2016/5/13/chartex" xmlns:cx8="http://schemas.microsoft.com/office/drawing/2016/5/14/chartex" xmlns:mc="http://schemas.openxmlformats.org/markup-compatibility/2006" xmlns:aink="http://schemas.microsoft.com/office/drawing/2016/ink" xmlns:am3d="http://schemas.microsoft.com/office/drawing/2017/model3d" xmlns:o="urn:schemas-microsoft-com:office:office" xmlns:oel="http://schemas.microsoft.com/office/2019/extlst" xmlns:r="http://schemas.openxmlformats.org/officeDocument/2006/relationships" xmlns:m="http://schemas.openxmlformats.org/officeDocument/2006/math" xmlns:v="urn:schemas-microsoft-com:vml" xmlns:wp14="http://schemas.microsoft.com/office/word/2010/wordprocessingDrawing" xmlns:wp="http://schemas.openxmlformats.org/drawingml/2006/wordprocessingDrawing" xmlns:w10="urn:schemas-microsoft-com:office:word" xmlns:w="http://schemas.openxmlformats.org/wordprocessingml/2006/main" xmlns:w14="http://schemas.microsoft.com/office/word/2010/wordml" xmlns:w15="http://schemas.microsoft.com/office/word/2012/wordml" xmlns:w16cex="http://schemas.microsoft.com/office/word/2018/wordml/cex" xmlns:w16cid="http://schemas.microsoft.com/office/word/2016/wordml/cid" xmlns:w16="http://schemas.microsoft.com/office/word/2018/wordml" xmlns:w16du="http://schemas.microsoft.com/office/word/2023/wordml/word16du" xmlns:w16sdtdh="http://schemas.microsoft.com/office/word/2020/wordml/sdtdatahash" xmlns:w16sdtfl="http://schemas.microsoft.com/office/word/2024/wordml/sdtformatlock" xmlns:w16se="http://schemas.microsoft.com/office/word/2015/wordml/symex" xmlns:wpg="http://schemas.microsoft.com/office/word/2010/wordprocessingGroup" xmlns:wpi="http://schemas.microsoft.com/office/word/2010/wordprocessingInk" xmlns:wne="http://schemas.microsoft.com/office/word/2006/wordml" xmlns:wps="http://schemas.microsoft.com/office/word/2010/wordprocessingShape" mc:Ignorable="w14 w15 w16se w16cid w16 w16cex w16sdtdh w16sdtfl w16du wp14">
   <w:p>
     <w:pPr>
       <w:pStyle w:val="a3"/>
     </w:pPr>
-    <w:proofErr w:type="spellStart"/>
     <w:r>
       <w:rPr>
         <w:rFonts w:hint="eastAsia"/>
       </w:rPr>
       <w:t>대회준비도</w:t>
     </w:r>
-    <w:proofErr w:type="spellEnd"/>
     <w:r>
       <w:t xml:space="preserve"> </w:t>
     </w:r>
@@ -22449,7 +22312,6 @@
       <w:t xml:space="preserve"> </w:t>
     </w:r>
     <w:proofErr w:type="spellStart"/>
-    <w:proofErr w:type="gramStart"/>
     <w:r>
       <w:t>두잉창의코딩</w:t>
     </w:r>
@@ -22457,13 +22319,12 @@
     <w:r>
       <w:t xml:space="preserve"> !</w:t>
     </w:r>
-    <w:proofErr w:type="gramEnd"/>
   </w:p>
 </w:hdr>
 </file>
 
 <file path=word/header2.xml><?xml version="1.0" encoding="utf-8"?>
-<w:hdr xmlns:wpc="http://schemas.microsoft.com/office/word/2010/wordprocessingCanvas" xmlns:cx="http://schemas.microsoft.com/office/drawing/2014/chartex" xmlns:cx1="http://schemas.microsoft.com/office/drawing/2015/9/8/chartex" xmlns:mc="http://schemas.openxmlformats.org/markup-compatibility/2006" xmlns:o="urn:schemas-microsoft-com:office:office" xmlns:r="http://schemas.openxmlformats.org/officeDocument/2006/relationships" xmlns:m="http://schemas.openxmlformats.org/officeDocument/2006/math" xmlns:v="urn:schemas-microsoft-com:vml" xmlns:wp14="http://schemas.microsoft.com/office/word/2010/wordprocessingDrawing" xmlns:wp="http://schemas.openxmlformats.org/drawingml/2006/wordprocessingDrawing" xmlns:w10="urn:schemas-microsoft-com:office:word" xmlns:w="http://schemas.openxmlformats.org/wordprocessingml/2006/main" xmlns:w14="http://schemas.microsoft.com/office/word/2010/wordml" xmlns:w15="http://schemas.microsoft.com/office/word/2012/wordml" xmlns:w16se="http://schemas.microsoft.com/office/word/2015/wordml/symex" xmlns:wpg="http://schemas.microsoft.com/office/word/2010/wordprocessingGroup" xmlns:wpi="http://schemas.microsoft.com/office/word/2010/wordprocessingInk" xmlns:wne="http://schemas.microsoft.com/office/word/2006/wordml" xmlns:wps="http://schemas.microsoft.com/office/word/2010/wordprocessingShape" mc:Ignorable="w14 w15 w16se wp14">
+<w:hdr xmlns:wpc="http://schemas.microsoft.com/office/word/2010/wordprocessingCanvas" xmlns:cx="http://schemas.microsoft.com/office/drawing/2014/chartex" xmlns:cx1="http://schemas.microsoft.com/office/drawing/2015/9/8/chartex" xmlns:cx2="http://schemas.microsoft.com/office/drawing/2015/10/21/chartex" xmlns:cx3="http://schemas.microsoft.com/office/drawing/2016/5/9/chartex" xmlns:cx4="http://schemas.microsoft.com/office/drawing/2016/5/10/chartex" xmlns:cx5="http://schemas.microsoft.com/office/drawing/2016/5/11/chartex" xmlns:cx6="http://schemas.microsoft.com/office/drawing/2016/5/12/chartex" xmlns:cx7="http://schemas.microsoft.com/office/drawing/2016/5/13/chartex" xmlns:cx8="http://schemas.microsoft.com/office/drawing/2016/5/14/chartex" xmlns:mc="http://schemas.openxmlformats.org/markup-compatibility/2006" xmlns:aink="http://schemas.microsoft.com/office/drawing/2016/ink" xmlns:am3d="http://schemas.microsoft.com/office/drawing/2017/model3d" xmlns:o="urn:schemas-microsoft-com:office:office" xmlns:oel="http://schemas.microsoft.com/office/2019/extlst" xmlns:r="http://schemas.openxmlformats.org/officeDocument/2006/relationships" xmlns:m="http://schemas.openxmlformats.org/officeDocument/2006/math" xmlns:v="urn:schemas-microsoft-com:vml" xmlns:wp14="http://schemas.microsoft.com/office/word/2010/wordprocessingDrawing" xmlns:wp="http://schemas.openxmlformats.org/drawingml/2006/wordprocessingDrawing" xmlns:w10="urn:schemas-microsoft-com:office:word" xmlns:w="http://schemas.openxmlformats.org/wordprocessingml/2006/main" xmlns:w14="http://schemas.microsoft.com/office/word/2010/wordml" xmlns:w15="http://schemas.microsoft.com/office/word/2012/wordml" xmlns:w16cex="http://schemas.microsoft.com/office/word/2018/wordml/cex" xmlns:w16cid="http://schemas.microsoft.com/office/word/2016/wordml/cid" xmlns:w16="http://schemas.microsoft.com/office/word/2018/wordml" xmlns:w16du="http://schemas.microsoft.com/office/word/2023/wordml/word16du" xmlns:w16sdtdh="http://schemas.microsoft.com/office/word/2020/wordml/sdtdatahash" xmlns:w16sdtfl="http://schemas.microsoft.com/office/word/2024/wordml/sdtformatlock" xmlns:w16se="http://schemas.microsoft.com/office/word/2015/wordml/symex" xmlns:wpg="http://schemas.microsoft.com/office/word/2010/wordprocessingGroup" xmlns:wpi="http://schemas.microsoft.com/office/word/2010/wordprocessingInk" xmlns:wne="http://schemas.microsoft.com/office/word/2006/wordml" xmlns:wps="http://schemas.microsoft.com/office/word/2010/wordprocessingShape" mc:Ignorable="w14 w15 w16se w16cid w16 w16cex w16sdtdh w16sdtfl w16du wp14">
   <w:p>
     <w:pPr>
       <w:pStyle w:val="a3"/>
@@ -22571,18 +22432,8 @@
 </w:hdr>
 </file>
 
-<file path=word/header3.xml><?xml version="1.0" encoding="utf-8"?>
-<w:hdr xmlns:wpc="http://schemas.microsoft.com/office/word/2010/wordprocessingCanvas" xmlns:cx="http://schemas.microsoft.com/office/drawing/2014/chartex" xmlns:cx1="http://schemas.microsoft.com/office/drawing/2015/9/8/chartex" xmlns:mc="http://schemas.openxmlformats.org/markup-compatibility/2006" xmlns:o="urn:schemas-microsoft-com:office:office" xmlns:r="http://schemas.openxmlformats.org/officeDocument/2006/relationships" xmlns:m="http://schemas.openxmlformats.org/officeDocument/2006/math" xmlns:v="urn:schemas-microsoft-com:vml" xmlns:wp14="http://schemas.microsoft.com/office/word/2010/wordprocessingDrawing" xmlns:wp="http://schemas.openxmlformats.org/drawingml/2006/wordprocessingDrawing" xmlns:w10="urn:schemas-microsoft-com:office:word" xmlns:w="http://schemas.openxmlformats.org/wordprocessingml/2006/main" xmlns:w14="http://schemas.microsoft.com/office/word/2010/wordml" xmlns:w15="http://schemas.microsoft.com/office/word/2012/wordml" xmlns:w16se="http://schemas.microsoft.com/office/word/2015/wordml/symex" xmlns:wpg="http://schemas.microsoft.com/office/word/2010/wordprocessingGroup" xmlns:wpi="http://schemas.microsoft.com/office/word/2010/wordprocessingInk" xmlns:wne="http://schemas.microsoft.com/office/word/2006/wordml" xmlns:wps="http://schemas.microsoft.com/office/word/2010/wordprocessingShape" mc:Ignorable="w14 w15 w16se wp14">
-  <w:p>
-    <w:pPr>
-      <w:pStyle w:val="a3"/>
-    </w:pPr>
-  </w:p>
-</w:hdr>
-</file>
-
 <file path=word/numbering.xml><?xml version="1.0" encoding="utf-8"?>
-<w:numbering xmlns:wpc="http://schemas.microsoft.com/office/word/2010/wordprocessingCanvas" xmlns:cx="http://schemas.microsoft.com/office/drawing/2014/chartex" xmlns:cx1="http://schemas.microsoft.com/office/drawing/2015/9/8/chartex" xmlns:mc="http://schemas.openxmlformats.org/markup-compatibility/2006" xmlns:o="urn:schemas-microsoft-com:office:office" xmlns:r="http://schemas.openxmlformats.org/officeDocument/2006/relationships" xmlns:m="http://schemas.openxmlformats.org/officeDocument/2006/math" xmlns:v="urn:schemas-microsoft-com:vml" xmlns:wp14="http://schemas.microsoft.com/office/word/2010/wordprocessingDrawing" xmlns:wp="http://schemas.openxmlformats.org/drawingml/2006/wordprocessingDrawing" xmlns:w10="urn:schemas-microsoft-com:office:word" xmlns:w="http://schemas.openxmlformats.org/wordprocessingml/2006/main" xmlns:w14="http://schemas.microsoft.com/office/word/2010/wordml" xmlns:w15="http://schemas.microsoft.com/office/word/2012/wordml" xmlns:w16se="http://schemas.microsoft.com/office/word/2015/wordml/symex" xmlns:wpg="http://schemas.microsoft.com/office/word/2010/wordprocessingGroup" xmlns:wpi="http://schemas.microsoft.com/office/word/2010/wordprocessingInk" xmlns:wne="http://schemas.microsoft.com/office/word/2006/wordml" xmlns:wps="http://schemas.microsoft.com/office/word/2010/wordprocessingShape" mc:Ignorable="w14 w15 w16se wp14">
+<w:numbering xmlns:wpc="http://schemas.microsoft.com/office/word/2010/wordprocessingCanvas" xmlns:cx="http://schemas.microsoft.com/office/drawing/2014/chartex" xmlns:cx1="http://schemas.microsoft.com/office/drawing/2015/9/8/chartex" xmlns:cx2="http://schemas.microsoft.com/office/drawing/2015/10/21/chartex" xmlns:cx3="http://schemas.microsoft.com/office/drawing/2016/5/9/chartex" xmlns:cx4="http://schemas.microsoft.com/office/drawing/2016/5/10/chartex" xmlns:cx5="http://schemas.microsoft.com/office/drawing/2016/5/11/chartex" xmlns:cx6="http://schemas.microsoft.com/office/drawing/2016/5/12/chartex" xmlns:cx7="http://schemas.microsoft.com/office/drawing/2016/5/13/chartex" xmlns:cx8="http://schemas.microsoft.com/office/drawing/2016/5/14/chartex" xmlns:mc="http://schemas.openxmlformats.org/markup-compatibility/2006" xmlns:aink="http://schemas.microsoft.com/office/drawing/2016/ink" xmlns:am3d="http://schemas.microsoft.com/office/drawing/2017/model3d" xmlns:o="urn:schemas-microsoft-com:office:office" xmlns:oel="http://schemas.microsoft.com/office/2019/extlst" xmlns:r="http://schemas.openxmlformats.org/officeDocument/2006/relationships" xmlns:m="http://schemas.openxmlformats.org/officeDocument/2006/math" xmlns:v="urn:schemas-microsoft-com:vml" xmlns:wp14="http://schemas.microsoft.com/office/word/2010/wordprocessingDrawing" xmlns:wp="http://schemas.openxmlformats.org/drawingml/2006/wordprocessingDrawing" xmlns:w10="urn:schemas-microsoft-com:office:word" xmlns:w="http://schemas.openxmlformats.org/wordprocessingml/2006/main" xmlns:w14="http://schemas.microsoft.com/office/word/2010/wordml" xmlns:w15="http://schemas.microsoft.com/office/word/2012/wordml" xmlns:w16cex="http://schemas.microsoft.com/office/word/2018/wordml/cex" xmlns:w16cid="http://schemas.microsoft.com/office/word/2016/wordml/cid" xmlns:w16="http://schemas.microsoft.com/office/word/2018/wordml" xmlns:w16du="http://schemas.microsoft.com/office/word/2023/wordml/word16du" xmlns:w16sdtdh="http://schemas.microsoft.com/office/word/2020/wordml/sdtdatahash" xmlns:w16sdtfl="http://schemas.microsoft.com/office/word/2024/wordml/sdtformatlock" xmlns:w16se="http://schemas.microsoft.com/office/word/2015/wordml/symex" xmlns:wpg="http://schemas.microsoft.com/office/word/2010/wordprocessingGroup" xmlns:wpi="http://schemas.microsoft.com/office/word/2010/wordprocessingInk" xmlns:wne="http://schemas.microsoft.com/office/word/2006/wordml" xmlns:wps="http://schemas.microsoft.com/office/word/2010/wordprocessingShape" mc:Ignorable="w14 w15 w16se w16cid w16 w16cex w16sdtdh w16sdtfl w16du wp14">
   <w:abstractNum w:abstractNumId="0" w15:restartNumberingAfterBreak="0">
     <w:nsid w:val="0000A991"/>
     <w:multiLevelType w:val="multilevel"/>
@@ -24487,40 +24338,40 @@
       </w:rPr>
     </w:lvl>
   </w:abstractNum>
-  <w:num w:numId="1">
+  <w:num w:numId="1" w16cid:durableId="641736875">
     <w:abstractNumId w:val="2"/>
   </w:num>
-  <w:num w:numId="2">
+  <w:num w:numId="2" w16cid:durableId="23679525">
     <w:abstractNumId w:val="5"/>
   </w:num>
-  <w:num w:numId="3">
+  <w:num w:numId="3" w16cid:durableId="1699813791">
     <w:abstractNumId w:val="6"/>
   </w:num>
-  <w:num w:numId="4">
+  <w:num w:numId="4" w16cid:durableId="189344548">
     <w:abstractNumId w:val="8"/>
   </w:num>
-  <w:num w:numId="5">
+  <w:num w:numId="5" w16cid:durableId="552697146">
     <w:abstractNumId w:val="4"/>
   </w:num>
-  <w:num w:numId="6">
+  <w:num w:numId="6" w16cid:durableId="799300036">
     <w:abstractNumId w:val="7"/>
   </w:num>
-  <w:num w:numId="7">
+  <w:num w:numId="7" w16cid:durableId="1746410253">
     <w:abstractNumId w:val="1"/>
   </w:num>
-  <w:num w:numId="8">
+  <w:num w:numId="8" w16cid:durableId="583732980">
     <w:abstractNumId w:val="9"/>
   </w:num>
-  <w:num w:numId="9">
+  <w:num w:numId="9" w16cid:durableId="1498880600">
     <w:abstractNumId w:val="13"/>
   </w:num>
-  <w:num w:numId="10">
+  <w:num w:numId="10" w16cid:durableId="280037900">
     <w:abstractNumId w:val="16"/>
   </w:num>
-  <w:num w:numId="11">
+  <w:num w:numId="11" w16cid:durableId="318727453">
     <w:abstractNumId w:val="2"/>
   </w:num>
-  <w:num w:numId="12">
+  <w:num w:numId="12" w16cid:durableId="1392774909">
     <w:abstractNumId w:val="6"/>
     <w:lvlOverride w:ilvl="0">
       <w:startOverride w:val="1"/>
@@ -24550,10 +24401,10 @@
       <w:startOverride w:val="1"/>
     </w:lvlOverride>
   </w:num>
-  <w:num w:numId="13">
+  <w:num w:numId="13" w16cid:durableId="2080520981">
     <w:abstractNumId w:val="2"/>
   </w:num>
-  <w:num w:numId="14">
+  <w:num w:numId="14" w16cid:durableId="476268774">
     <w:abstractNumId w:val="5"/>
     <w:lvlOverride w:ilvl="0">
       <w:startOverride w:val="1"/>
@@ -24583,38 +24434,38 @@
       <w:startOverride w:val="1"/>
     </w:lvlOverride>
   </w:num>
-  <w:num w:numId="15">
+  <w:num w:numId="15" w16cid:durableId="1155415740">
     <w:abstractNumId w:val="2"/>
   </w:num>
-  <w:num w:numId="16">
+  <w:num w:numId="16" w16cid:durableId="1896816566">
     <w:abstractNumId w:val="3"/>
   </w:num>
-  <w:num w:numId="17">
+  <w:num w:numId="17" w16cid:durableId="1366712041">
     <w:abstractNumId w:val="2"/>
   </w:num>
-  <w:num w:numId="18">
+  <w:num w:numId="18" w16cid:durableId="1249803737">
     <w:abstractNumId w:val="11"/>
   </w:num>
-  <w:num w:numId="19">
+  <w:num w:numId="19" w16cid:durableId="2025285312">
     <w:abstractNumId w:val="14"/>
   </w:num>
-  <w:num w:numId="20">
+  <w:num w:numId="20" w16cid:durableId="1215197218">
     <w:abstractNumId w:val="15"/>
   </w:num>
-  <w:num w:numId="21">
+  <w:num w:numId="21" w16cid:durableId="634875863">
     <w:abstractNumId w:val="10"/>
   </w:num>
-  <w:num w:numId="22">
+  <w:num w:numId="22" w16cid:durableId="719328598">
     <w:abstractNumId w:val="0"/>
   </w:num>
-  <w:num w:numId="23">
+  <w:num w:numId="23" w16cid:durableId="438723190">
     <w:abstractNumId w:val="12"/>
   </w:num>
 </w:numbering>
 </file>
 
 <file path=word/styles.xml><?xml version="1.0" encoding="utf-8"?>
-<w:styles xmlns:mc="http://schemas.openxmlformats.org/markup-compatibility/2006" xmlns:r="http://schemas.openxmlformats.org/officeDocument/2006/relationships" xmlns:w="http://schemas.openxmlformats.org/wordprocessingml/2006/main" xmlns:w14="http://schemas.microsoft.com/office/word/2010/wordml" xmlns:w15="http://schemas.microsoft.com/office/word/2012/wordml" xmlns:w16se="http://schemas.microsoft.com/office/word/2015/wordml/symex" mc:Ignorable="w14 w15 w16se">
+<w:styles xmlns:mc="http://schemas.openxmlformats.org/markup-compatibility/2006" xmlns:r="http://schemas.openxmlformats.org/officeDocument/2006/relationships" xmlns:w="http://schemas.openxmlformats.org/wordprocessingml/2006/main" xmlns:w14="http://schemas.microsoft.com/office/word/2010/wordml" xmlns:w15="http://schemas.microsoft.com/office/word/2012/wordml" xmlns:w16cex="http://schemas.microsoft.com/office/word/2018/wordml/cex" xmlns:w16cid="http://schemas.microsoft.com/office/word/2016/wordml/cid" xmlns:w16="http://schemas.microsoft.com/office/word/2018/wordml" xmlns:w16du="http://schemas.microsoft.com/office/word/2023/wordml/word16du" xmlns:w16sdtdh="http://schemas.microsoft.com/office/word/2020/wordml/sdtdatahash" xmlns:w16sdtfl="http://schemas.microsoft.com/office/word/2024/wordml/sdtformatlock" xmlns:w16se="http://schemas.microsoft.com/office/word/2015/wordml/symex" mc:Ignorable="w14 w15 w16se w16cid w16 w16cex w16sdtdh w16sdtfl w16du">
   <w:docDefaults>
     <w:rPrDefault>
       <w:rPr>
@@ -24631,7 +24482,7 @@
       </w:pPr>
     </w:pPrDefault>
   </w:docDefaults>
-  <w:latentStyles w:defLockedState="0" w:defUIPriority="99" w:defSemiHidden="0" w:defUnhideWhenUsed="0" w:defQFormat="0" w:count="371">
+  <w:latentStyles w:defLockedState="0" w:defUIPriority="99" w:defSemiHidden="0" w:defUnhideWhenUsed="0" w:defQFormat="0" w:count="376">
     <w:lsdException w:name="Normal" w:uiPriority="0" w:qFormat="1"/>
     <w:lsdException w:name="heading 1" w:uiPriority="9" w:qFormat="1"/>
     <w:lsdException w:name="heading 2" w:semiHidden="1" w:uiPriority="9" w:unhideWhenUsed="1" w:qFormat="1"/>
@@ -25003,6 +24854,11 @@
     <w:lsdException w:name="List Table 5 Dark Accent 6" w:uiPriority="50"/>
     <w:lsdException w:name="List Table 6 Colorful Accent 6" w:uiPriority="51"/>
     <w:lsdException w:name="List Table 7 Colorful Accent 6" w:uiPriority="52"/>
+    <w:lsdException w:name="Mention" w:semiHidden="1" w:unhideWhenUsed="1"/>
+    <w:lsdException w:name="Smart Hyperlink" w:semiHidden="1" w:unhideWhenUsed="1"/>
+    <w:lsdException w:name="Hashtag" w:semiHidden="1" w:unhideWhenUsed="1"/>
+    <w:lsdException w:name="Unresolved Mention" w:semiHidden="1" w:unhideWhenUsed="1"/>
+    <w:lsdException w:name="Smart Link" w:semiHidden="1" w:unhideWhenUsed="1"/>
   </w:latentStyles>
   <w:style w:type="paragraph" w:default="1" w:styleId="a">
     <w:name w:val="Normal"/>
